--- a/KVS_Russian.docx
+++ b/KVS_Russian.docx
@@ -5,24 +5,31 @@
     <w:p>
       <w:pPr>
         <w:pStyle w:val="Heading1"/>
-        <w:jc w:val="left"/>
+        <w:jc w:val="center"/>
         <w:bidi w:val="0"/>
       </w:pPr>
       <w:r>
         <w:rPr>
+          <w:rFonts w:ascii="Arial" w:hAnsi="Arial" w:cs="Arial" w:eastAsia="Arial"/>
           <w:lang w:val="ru-RU"/>
         </w:rPr>
         <w:t>Вопрос 1. Еврейская идентичность против греческой идентичности</w:t>
       </w:r>
     </w:p>
     <w:p>
+      <w:r>
+        <w:br w:type="page"/>
+      </w:r>
+    </w:p>
+    <w:p>
       <w:pPr>
         <w:pStyle w:val="Heading1"/>
-        <w:jc w:val="left"/>
+        <w:jc w:val="center"/>
         <w:bidi w:val="0"/>
       </w:pPr>
       <w:r>
         <w:rPr>
+          <w:rFonts w:ascii="Arial" w:hAnsi="Arial" w:cs="Arial" w:eastAsia="Arial"/>
           <w:lang w:val="ru-RU"/>
         </w:rPr>
         <w:t>Вопрос 2. Еврейские группы в период Второго Храма</w:t>
@@ -31,27 +38,15 @@
     <w:p>
       <w:pPr>
         <w:pStyle w:val="Heading2"/>
-        <w:jc w:val="left"/>
+        <w:jc w:val="center"/>
         <w:bidi w:val="0"/>
       </w:pPr>
       <w:r>
         <w:rPr>
+          <w:rFonts w:ascii="Arial" w:hAnsi="Arial" w:cs="Arial" w:eastAsia="Arial"/>
           <w:lang w:val="ru-RU"/>
         </w:rPr>
         <w:t>Историческое введение</w:t>
-      </w:r>
-    </w:p>
-    <w:p>
-      <w:pPr>
-        <w:pStyle w:val="Heading2"/>
-        <w:jc w:val="left"/>
-        <w:bidi w:val="0"/>
-      </w:pPr>
-      <w:r>
-        <w:rPr>
-          <w:lang w:val="ru-RU"/>
-        </w:rPr>
-        <w:t>Пьеса</w:t>
       </w:r>
     </w:p>
     <w:sectPr>
@@ -428,10 +423,11 @@
     <w:qFormat/>
     <w:rsid w:val="00FC693F"/>
     <w:pPr>
+      <w:widowControl/>
       <w:spacing w:line="276" w:lineRule="auto" w:after="80"/>
     </w:pPr>
     <w:rPr>
-      <w:rFonts w:ascii="Arial" w:hAnsi="Arial" w:eastAsia="Arial"/>
+      <w:rFonts w:ascii="Arial" w:hAnsi="Arial" w:cs="Arial" w:eastAsia="Arial"/>
       <w:sz w:val="22"/>
     </w:rPr>
   </w:style>
@@ -490,11 +486,11 @@
     <w:pPr>
       <w:keepNext/>
       <w:keepLines/>
-      <w:spacing w:before="160" w:after="100"/>
+      <w:spacing w:before="0" w:after="120"/>
       <w:outlineLvl w:val="0"/>
     </w:pPr>
     <w:rPr>
-      <w:rFonts w:asciiTheme="majorHAnsi" w:eastAsiaTheme="majorEastAsia" w:hAnsiTheme="majorHAnsi" w:cstheme="majorBidi" w:ascii="Arial" w:hAnsi="Arial" w:eastAsia="Arial"/>
+      <w:rFonts w:asciiTheme="majorHAnsi" w:eastAsiaTheme="majorEastAsia" w:hAnsiTheme="majorHAnsi" w:cstheme="majorBidi" w:ascii="Arial" w:hAnsi="Arial" w:cs="Arial" w:eastAsia="Arial"/>
       <w:b/>
       <w:bCs/>
       <w:color w:val="000000"/>
@@ -514,11 +510,11 @@
     <w:pPr>
       <w:keepNext/>
       <w:keepLines/>
-      <w:spacing w:before="160" w:after="100"/>
+      <w:spacing w:before="0" w:after="120"/>
       <w:outlineLvl w:val="1"/>
     </w:pPr>
     <w:rPr>
-      <w:rFonts w:asciiTheme="majorHAnsi" w:eastAsiaTheme="majorEastAsia" w:hAnsiTheme="majorHAnsi" w:cstheme="majorBidi" w:ascii="Arial" w:hAnsi="Arial" w:eastAsia="Arial"/>
+      <w:rFonts w:asciiTheme="majorHAnsi" w:eastAsiaTheme="majorEastAsia" w:hAnsiTheme="majorHAnsi" w:cstheme="majorBidi" w:ascii="Arial" w:hAnsi="Arial" w:cs="Arial" w:eastAsia="Arial"/>
       <w:b/>
       <w:bCs/>
       <w:color w:val="000000"/>

--- a/KVS_Russian.docx
+++ b/KVS_Russian.docx
@@ -14,6 +14,278 @@
           <w:lang w:val="ru-RU"/>
         </w:rPr>
         <w:t>Вопрос 1. Еврейская идентичность против греческой идентичности</w:t>
+      </w:r>
+    </w:p>
+    <w:p>
+      <w:pPr>
+        <w:spacing w:line="276" w:lineRule="auto" w:after="80"/>
+        <w:ind w:firstLine="283"/>
+        <w:jc w:val="both"/>
+        <w:bidi w:val="0"/>
+      </w:pPr>
+      <w:r>
+        <w:rPr>
+          <w:rFonts w:ascii="Arial" w:hAnsi="Arial" w:cs="Arial" w:eastAsia="Arial"/>
+          <w:sz w:val="22"/>
+          <w:lang w:val="ru-RU"/>
+        </w:rPr>
+        <w:t>После завоевания региона Александром Македонским в 332 году до н. э. в Земле Израиля начался эллинистический период. После смерти Александра его империя была разделена между наследниками. Сначала Иудея находилась под властью египетской династии Птолемеев, а с 198 года до н. э. — под властью государства Селевкидов с центром в Сирии. В этот период греческая культура распространилась на Ближнем Востоке и повлияла на язык, образование, политику, торговлю, искусство и городскую жизнь.</w:t>
+      </w:r>
+    </w:p>
+    <w:p>
+      <w:pPr>
+        <w:spacing w:line="276" w:lineRule="auto" w:after="80"/>
+        <w:ind w:firstLine="283"/>
+        <w:jc w:val="both"/>
+        <w:bidi w:val="0"/>
+      </w:pPr>
+      <w:r>
+        <w:rPr>
+          <w:rFonts w:ascii="Arial" w:hAnsi="Arial" w:cs="Arial" w:eastAsia="Arial"/>
+          <w:sz w:val="22"/>
+          <w:lang w:val="ru-RU"/>
+        </w:rPr>
+        <w:t>Греческая, или эллинистическая, идентичность означала не только этническое происхождение. Человек мог считаться частью эллинистического мира, если говорил по-гречески, получал греческое образование и участвовал в жизни греческого города. Важным центром такой жизни был полис — город со своими политическими и культурными учреждениями. В гимнасии молодые люди изучали литературу и риторику и занимались спортом. Театр, соревнования, философия и искусство также являлись частью этой культуры. Греческий образ жизни давал человеку возможность войти в широкий международный мир, поднять свой социальный статус и установить связи с людьми из разных стран.</w:t>
+      </w:r>
+    </w:p>
+    <w:p>
+      <w:pPr>
+        <w:spacing w:line="276" w:lineRule="auto" w:after="80"/>
+        <w:ind w:firstLine="283"/>
+        <w:jc w:val="both"/>
+        <w:bidi w:val="0"/>
+      </w:pPr>
+      <w:r>
+        <w:rPr>
+          <w:rFonts w:ascii="Arial" w:hAnsi="Arial" w:cs="Arial" w:eastAsia="Arial"/>
+          <w:sz w:val="22"/>
+          <w:lang w:val="ru-RU"/>
+        </w:rPr>
+        <w:t>У греческой идентичности существовала также религиозная и общественная сторона. В эллинистических городах проводились церемонии и жертвоприношения различным богам, а участие в них являлось частью гражданской жизни. Греческий мир не требовал от всех народов немедленно отказаться от всех своих обычаев, но ожидал от местных элит участия в культуре и учреждениях государства. Для евреев здесь возникала особая проблема: можно было изучать греческий язык или пользоваться греческими методами управления, но идолопоклонство прямо противоречило вере в единого Бога.</w:t>
+      </w:r>
+    </w:p>
+    <w:p>
+      <w:pPr>
+        <w:spacing w:line="276" w:lineRule="auto" w:after="80"/>
+        <w:ind w:firstLine="283"/>
+        <w:jc w:val="both"/>
+        <w:bidi w:val="0"/>
+      </w:pPr>
+      <w:r>
+        <w:rPr>
+          <w:rFonts w:ascii="Arial" w:hAnsi="Arial" w:cs="Arial" w:eastAsia="Arial"/>
+          <w:sz w:val="22"/>
+          <w:lang w:val="ru-RU"/>
+        </w:rPr>
+        <w:t>Эллинизация не была сразу насильно навязана жителям Иудеи. В течение долгого времени эллинистические власти позволяли евреям жить по законам Торы и продолжать службу во Втором Храме. Многие евреи сохраняли еврейский образ жизни, но одновременно учили греческий и использовали его в торговле и управлении. Некоторые принимали греческие имена, одежду и новые формы образования. Особенно это было заметно среди богатых семей и людей, которые хотели участвовать в управлении и экономике эллинистических государств.</w:t>
+      </w:r>
+    </w:p>
+    <w:p>
+      <w:pPr>
+        <w:spacing w:line="276" w:lineRule="auto" w:after="80"/>
+        <w:ind w:firstLine="283"/>
+        <w:jc w:val="both"/>
+        <w:bidi w:val="0"/>
+      </w:pPr>
+      <w:r>
+        <w:rPr>
+          <w:rFonts w:ascii="Arial" w:hAnsi="Arial" w:cs="Arial" w:eastAsia="Arial"/>
+          <w:sz w:val="22"/>
+          <w:lang w:val="ru-RU"/>
+        </w:rPr>
+        <w:t>Греческое влияние было особенно сильным в городах и в еврейских общинах за пределами Земли Израиля. В египетской Александрии существовала крупная еврейская община, говорившая по-гречески. Там Тора была переведена на греческий язык; этот перевод известен как Септуагинта. Он позволял евреям, не владевшим ивритом, читать священные тексты. Это показывает, что греческий язык служил не только ассимиляции: он мог использоваться для сохранения еврейской традиции и её распространения в более широком мире.</w:t>
+      </w:r>
+    </w:p>
+    <w:p>
+      <w:pPr>
+        <w:spacing w:line="276" w:lineRule="auto" w:after="80"/>
+        <w:ind w:firstLine="283"/>
+        <w:jc w:val="both"/>
+        <w:bidi w:val="0"/>
+      </w:pPr>
+      <w:r>
+        <w:rPr>
+          <w:rFonts w:ascii="Arial" w:hAnsi="Arial" w:cs="Arial" w:eastAsia="Arial"/>
+          <w:sz w:val="22"/>
+          <w:lang w:val="ru-RU"/>
+        </w:rPr>
+        <w:t>Поэтому этот период нельзя описывать как простую борьбу греков против евреев. Внутри самого еврейского общества существовали разные позиции. Некоторые евреи считали, что можно принимать отдельные элементы греческой культуры, не отказываясь от иудаизма. Другие опасались, что каждый такой шаг ослабляет Тору и ведёт к ассимиляции. Различались и сторонники эллинизации: одни хотели лишь изучать язык и участвовать в торговле, а другие стремились изменить учреждения Иерусалима и положение Торы.</w:t>
+      </w:r>
+    </w:p>
+    <w:p>
+      <w:pPr>
+        <w:spacing w:line="276" w:lineRule="auto" w:after="80"/>
+        <w:ind w:firstLine="283"/>
+        <w:jc w:val="both"/>
+        <w:bidi w:val="0"/>
+      </w:pPr>
+      <w:r>
+        <w:rPr>
+          <w:rFonts w:ascii="Arial" w:hAnsi="Arial" w:cs="Arial" w:eastAsia="Arial"/>
+          <w:sz w:val="22"/>
+          <w:lang w:val="ru-RU"/>
+        </w:rPr>
+        <w:t>Еврейская идентичность основывалась на вере в единого Бога, на союзе между народом и Богом, а также на соблюдении Торы и заповедей. Шаббат, обрезание, законы кашрута, праздники и храмовая служба были важнейшими признаками принадлежности к еврейскому народу. Эта идентичность была одновременно религиозной и национальной: она связывала Тору, общую историю, Землю Израиля, Иерусалим и Храм. Поэтому изменение обычаев не всегда считалось только личным делом человека, а воспринималось как вопрос о будущем всего народа.</w:t>
+      </w:r>
+    </w:p>
+    <w:p>
+      <w:pPr>
+        <w:spacing w:line="276" w:lineRule="auto" w:after="80"/>
+        <w:ind w:firstLine="283"/>
+        <w:jc w:val="both"/>
+        <w:bidi w:val="0"/>
+      </w:pPr>
+      <w:r>
+        <w:rPr>
+          <w:rFonts w:ascii="Arial" w:hAnsi="Arial" w:cs="Arial" w:eastAsia="Arial"/>
+          <w:sz w:val="22"/>
+          <w:lang w:val="ru-RU"/>
+        </w:rPr>
+        <w:t>После разрушения Первого Храма и Вавилонского изгнания евреи научились сохранять идентичность даже под властью чужих государств. В период Второго Храма евреи жили в Земле Израиля и в диаспоре, находясь под властью персов, греков, а позднее римлян. Тора, община и историческая память соединяли их. Поэтому еврейская идентичность не зависела только от политической независимости, но зависела от возможности соблюдать заповеди и сохранять общинные учреждения и Храм.</w:t>
+      </w:r>
+    </w:p>
+    <w:p>
+      <w:pPr>
+        <w:spacing w:line="276" w:lineRule="auto" w:after="80"/>
+        <w:ind w:firstLine="283"/>
+        <w:jc w:val="both"/>
+        <w:bidi w:val="0"/>
+      </w:pPr>
+      <w:r>
+        <w:rPr>
+          <w:rFonts w:ascii="Arial" w:hAnsi="Arial" w:cs="Arial" w:eastAsia="Arial"/>
+          <w:sz w:val="22"/>
+          <w:lang w:val="ru-RU"/>
+        </w:rPr>
+        <w:t>Напряжение усилилось во II веке до н. э. В 175 году до н. э. правителем Селевкидского государства стал Антиох IV Эпифан. В то же время началась борьба за должность первосвященника в Иерусалиме. Иешуа, брат первосвященника Онии III, изменил своё имя на греческое Ясон и предложил царю более крупную плату за получение должности. Ясон получил разрешение построить в Иерусалиме гимнасий и организовать часть города по модели греческого полиса.</w:t>
+      </w:r>
+    </w:p>
+    <w:p>
+      <w:pPr>
+        <w:spacing w:line="276" w:lineRule="auto" w:after="80"/>
+        <w:ind w:firstLine="283"/>
+        <w:jc w:val="both"/>
+        <w:bidi w:val="0"/>
+      </w:pPr>
+      <w:r>
+        <w:rPr>
+          <w:rFonts w:ascii="Arial" w:hAnsi="Arial" w:cs="Arial" w:eastAsia="Arial"/>
+          <w:sz w:val="22"/>
+          <w:lang w:val="ru-RU"/>
+        </w:rPr>
+        <w:t>Изменение было не только культурным. Первосвященник являлся религиозным руководителем и одновременно политическим представителем Иудеи перед царём. Когда должность была приобретена за деньги, многие увидели в этом оскорбление святости священства. Ясон стремился зарегистрировать часть жителей Иерусалима в качестве граждан нового полиса. Так появилась элита, получавшая положение и власть благодаря связи с греческой культурой и Селевкидским государством. Спор об идентичности стал также борьбой за деньги, власть и общественный статус.</w:t>
+      </w:r>
+    </w:p>
+    <w:p>
+      <w:pPr>
+        <w:spacing w:line="276" w:lineRule="auto" w:after="80"/>
+        <w:ind w:firstLine="283"/>
+        <w:jc w:val="both"/>
+        <w:bidi w:val="0"/>
+      </w:pPr>
+      <w:r>
+        <w:rPr>
+          <w:rFonts w:ascii="Arial" w:hAnsi="Arial" w:cs="Arial" w:eastAsia="Arial"/>
+          <w:sz w:val="22"/>
+          <w:lang w:val="ru-RU"/>
+        </w:rPr>
+        <w:t>Гимнасий превратился в символ конфликта. Его сторонники видели в нём способ развить Иерусалим и включить его в эллинистический мир. Противники считали его угрозой Торе и традиции. Спортивные занятия проходили обнажёнными, поэтому обрезание становилось заметным признаком, отличавшим евреев от греков. Согласно Первой книге Маккавеев, некоторые евреи пытались скрыть следы обрезания, чтобы выглядеть как греки. Часть священников даже пренебрегала храмовой службой ради посещения соревнований.</w:t>
+      </w:r>
+    </w:p>
+    <w:p>
+      <w:pPr>
+        <w:spacing w:line="276" w:lineRule="auto" w:after="80"/>
+        <w:ind w:firstLine="283"/>
+        <w:jc w:val="both"/>
+        <w:bidi w:val="0"/>
+      </w:pPr>
+      <w:r>
+        <w:rPr>
+          <w:rFonts w:ascii="Arial" w:hAnsi="Arial" w:cs="Arial" w:eastAsia="Arial"/>
+          <w:sz w:val="22"/>
+          <w:lang w:val="ru-RU"/>
+        </w:rPr>
+        <w:t>Позже Ясон был смещён Менелаем, который предложил царю ещё большую сумму за должность первосвященника. Борьба между группами в Иерусалиме стала насильственной. Когда в 168 году до н. э. Ясон попытался вернуть власть, Антиох воспринял происходящее как восстание против себя. Он атаковал Иерусалим, расправился с жителями и разграбил сокровища Храма. Таким образом, кризис был вызван и вмешательством иностранного царя, и внутренней борьбой между еврейскими руководителями.</w:t>
+      </w:r>
+    </w:p>
+    <w:p>
+      <w:pPr>
+        <w:spacing w:line="276" w:lineRule="auto" w:after="80"/>
+        <w:ind w:firstLine="283"/>
+        <w:jc w:val="both"/>
+        <w:bidi w:val="0"/>
+      </w:pPr>
+      <w:r>
+        <w:rPr>
+          <w:rFonts w:ascii="Arial" w:hAnsi="Arial" w:cs="Arial" w:eastAsia="Arial"/>
+          <w:sz w:val="22"/>
+          <w:lang w:val="ru-RU"/>
+        </w:rPr>
+        <w:t>В 168–167 годах до н. э. были опубликованы указы, запрещавшие соблюдение важнейших заповедей, включая Шаббат, обрезание и изучение Торы. Во Втором Храме было введено поклонение чужим богам, а от евреев требовали участвовать в жертвоприношениях, не относившихся к их традиции. На этом этапе речь шла уже не только о языке, образовании или одежде. Для многих евреев власть пыталась уничтожить саму возможность жить как евреи.</w:t>
+      </w:r>
+    </w:p>
+    <w:p>
+      <w:pPr>
+        <w:spacing w:line="276" w:lineRule="auto" w:after="80"/>
+        <w:ind w:firstLine="283"/>
+        <w:jc w:val="both"/>
+        <w:bidi w:val="0"/>
+      </w:pPr>
+      <w:r>
+        <w:rPr>
+          <w:rFonts w:ascii="Arial" w:hAnsi="Arial" w:cs="Arial" w:eastAsia="Arial"/>
+          <w:sz w:val="22"/>
+          <w:lang w:val="ru-RU"/>
+        </w:rPr>
+        <w:t>В 167 году до н. э. Матитьягу Хасмоней из Модиина отказался принести жертву греческим богам и поднял восстание. После его смерти борьбу возглавил его сын Иуда Маккавей. Сначала повстанцы использовали партизанскую тактику, а затем смогли победить более крупные силы Селевкидов. В 164 году до н. э. они вошли в Иерусалим, очистили Храм и заново его освятили. Это событие находится в центре праздника Ханука.</w:t>
+      </w:r>
+    </w:p>
+    <w:p>
+      <w:pPr>
+        <w:spacing w:line="276" w:lineRule="auto" w:after="80"/>
+        <w:ind w:firstLine="283"/>
+        <w:jc w:val="both"/>
+        <w:bidi w:val="0"/>
+      </w:pPr>
+      <w:r>
+        <w:rPr>
+          <w:rFonts w:ascii="Arial" w:hAnsi="Arial" w:cs="Arial" w:eastAsia="Arial"/>
+          <w:sz w:val="22"/>
+          <w:lang w:val="ru-RU"/>
+        </w:rPr>
+        <w:t>Восстание Хасмонеев было одновременно восстанием против иностранного господства и конфликтом внутри еврейского общества. Повстанцы сражались с Селевкидами, но также и с евреями, поддерживавшими эллинизацию и сотрудничество с властью. Для Хасмонеев борьба шла за право соблюдать Тору и за самостоятельность общины. Для части эллинизированных евреев связь с греческим миром была способом развить Иерусалим и укрепить собственное положение. Поэтому две стороны совершенно по-разному представляли будущее Иудеи.</w:t>
+      </w:r>
+    </w:p>
+    <w:p>
+      <w:pPr>
+        <w:spacing w:line="276" w:lineRule="auto" w:after="80"/>
+        <w:ind w:firstLine="283"/>
+        <w:jc w:val="both"/>
+        <w:bidi w:val="0"/>
+      </w:pPr>
+      <w:r>
+        <w:rPr>
+          <w:rFonts w:ascii="Arial" w:hAnsi="Arial" w:cs="Arial" w:eastAsia="Arial"/>
+          <w:sz w:val="22"/>
+          <w:lang w:val="ru-RU"/>
+        </w:rPr>
+        <w:t>После успеха восстания постепенно возникло независимое Хасмонейское государство. Однако даже его правители использовали греческие имена, монеты и эллинистические методы управления, а также поддерживали дипломатические отношения с другими государствами. Это доказывает, что борьба не завершилась полным отказом от всего греческого. Хасмонеи отвергали запрет на Тору и идолопоклонство, но продолжали действовать внутри эллинистического политического и культурного мира.</w:t>
+      </w:r>
+    </w:p>
+    <w:p>
+      <w:pPr>
+        <w:spacing w:line="276" w:lineRule="auto" w:after="80"/>
+        <w:ind w:firstLine="283"/>
+        <w:jc w:val="both"/>
+        <w:bidi w:val="0"/>
+      </w:pPr>
+      <w:r>
+        <w:rPr>
+          <w:rFonts w:ascii="Arial" w:hAnsi="Arial" w:cs="Arial" w:eastAsia="Arial"/>
+          <w:sz w:val="22"/>
+          <w:lang w:val="ru-RU"/>
+        </w:rPr>
+        <w:t>Таким образом, еврейская и греческая идентичности иногда действительно противостояли друг другу, особенно когда греческая культура угрожала соблюдению Торы и заповедей. Но в реальной истории отношения между ними были сложнее. Многие евреи изучали греческий язык и принимали отдельные стороны эллинистической культуры, продолжая считать себя евреями. Главный вопрос заключался не в том, можно ли вообще познакомиться с греческой культурой, а в том, какие её элементы можно принять и в какой момент это превращается в отказ от еврейской идентичности. Это напряжение сформировало еврейское общество периода Второго Храма и повлияло на возникновение различных еврейских групп в дальнейшем.</w:t>
       </w:r>
     </w:p>
     <w:p>

--- a/KVS_Russian.docx
+++ b/KVS_Russian.docx
@@ -319,6 +319,20 @@
           <w:lang w:val="ru-RU"/>
         </w:rPr>
         <w:t>Историческое введение</w:t>
+      </w:r>
+    </w:p>
+    <w:p>
+      <w:pPr>
+        <w:pStyle w:val="Heading2"/>
+        <w:jc w:val="center"/>
+        <w:bidi w:val="0"/>
+      </w:pPr>
+      <w:r>
+        <w:rPr>
+          <w:rFonts w:ascii="Arial" w:hAnsi="Arial" w:cs="Arial" w:eastAsia="Arial"/>
+          <w:lang w:val="ru-RU"/>
+        </w:rPr>
+        <w:t>Пьеса</w:t>
       </w:r>
     </w:p>
     <w:sectPr>

--- a/KVS_Russian.docx
+++ b/KVS_Russian.docx
@@ -319,6 +319,182 @@
           <w:lang w:val="ru-RU"/>
         </w:rPr>
         <w:t>Историческое введение</w:t>
+      </w:r>
+    </w:p>
+    <w:p>
+      <w:pPr>
+        <w:spacing w:line="276" w:lineRule="auto" w:after="80"/>
+        <w:ind w:firstLine="283"/>
+        <w:jc w:val="both"/>
+        <w:bidi w:val="0"/>
+      </w:pPr>
+      <w:r>
+        <w:rPr>
+          <w:rFonts w:ascii="Arial" w:hAnsi="Arial" w:cs="Arial" w:eastAsia="Arial"/>
+          <w:sz w:val="22"/>
+          <w:lang w:val="ru-RU"/>
+        </w:rPr>
+        <w:t>Период Второго Храма продолжался от возвращения в Сион и строительства Храма в VI веке до н. э. до разрушения Иерусалима в 70 году н. э. На протяжении этих столетий евреи жили под властью персов, эллинистических государств и Рима, а часть времени — в независимом Хасмонейском государстве. Большинство евреев не принадлежало к какой-либо определённой группе, однако с конца эллинистического периода возникло несколько течений, пытавшихся ответить на похожие вопросы: кто имеет право толковать Тору, каково место Храма, как следует жить под иностранной властью и каким образом придёт избавление.</w:t>
+      </w:r>
+    </w:p>
+    <w:p>
+      <w:pPr>
+        <w:spacing w:line="276" w:lineRule="auto" w:after="80"/>
+        <w:ind w:firstLine="283"/>
+        <w:jc w:val="both"/>
+        <w:bidi w:val="0"/>
+      </w:pPr>
+      <w:r>
+        <w:rPr>
+          <w:rFonts w:ascii="Arial" w:hAnsi="Arial" w:cs="Arial" w:eastAsia="Arial"/>
+          <w:sz w:val="22"/>
+          <w:lang w:val="ru-RU"/>
+        </w:rPr>
+        <w:t>Наши сведения об этих группах неполны. Основными источниками являются сочинения Иосифа Флавия, книги Нового Завета, раввинистическая литература и Свитки Мёртвого моря. Большинство источников написано людьми, принадлежавшими к определённой группе или выступавшими против других групп, поэтому читать их необходимо осторожно. Границы между течениями тоже не всегда были ясными, и не каждый человек разделял все взгляды, которые приписывают его группе.</w:t>
+      </w:r>
+    </w:p>
+    <w:p>
+      <w:pPr>
+        <w:spacing w:line="276" w:lineRule="auto" w:after="80"/>
+        <w:ind w:firstLine="283"/>
+        <w:jc w:val="both"/>
+        <w:bidi w:val="0"/>
+      </w:pPr>
+      <w:r>
+        <w:rPr>
+          <w:rFonts w:ascii="Arial" w:hAnsi="Arial" w:cs="Arial" w:eastAsia="Arial"/>
+          <w:sz w:val="22"/>
+          <w:lang w:val="ru-RU"/>
+        </w:rPr>
+        <w:t>Несмотря на разногласия, все эти группы являлись частью еврейского общества. Они верили в Бога Израиля, признавали Тору, соблюдали обрезание и Шаббат и отмечали праздники. Даже течения, критиковавшие священников или храмовую службу, считали Иерусалим и Храм местами глубокого значения. Спор шёл не между иудаизмом и чужой религией, а между различными способами понимать иудаизм и будущее народа.</w:t>
+      </w:r>
+    </w:p>
+    <w:p>
+      <w:pPr>
+        <w:spacing w:line="276" w:lineRule="auto" w:after="80"/>
+        <w:ind w:firstLine="283"/>
+        <w:jc w:val="both"/>
+        <w:bidi w:val="0"/>
+      </w:pPr>
+      <w:r>
+        <w:rPr>
+          <w:rFonts w:ascii="Arial" w:hAnsi="Arial" w:cs="Arial" w:eastAsia="Arial"/>
+          <w:sz w:val="22"/>
+          <w:lang w:val="ru-RU"/>
+        </w:rPr>
+        <w:t>Фарисеи, саддукеи и ессеи, вероятно, появились в Хасмонейский период после восстания Хасмонеев во II веке до н. э. Хасмонеи были священнической семьёй, которая превратилась в правящую династию. Постепенно они объединили первосвященство с политической и военной властью, а затем и с царским титулом. Это вызвало разногласия: одни евреи поддерживали новую власть, а другие считали, что правители и священники действуют не по Торе или не принадлежат к законной священнической линии.</w:t>
+      </w:r>
+    </w:p>
+    <w:p>
+      <w:pPr>
+        <w:spacing w:line="276" w:lineRule="auto" w:after="80"/>
+        <w:ind w:firstLine="283"/>
+        <w:jc w:val="both"/>
+        <w:bidi w:val="0"/>
+      </w:pPr>
+      <w:r>
+        <w:rPr>
+          <w:rFonts w:ascii="Arial" w:hAnsi="Arial" w:cs="Arial" w:eastAsia="Arial"/>
+          <w:sz w:val="22"/>
+          <w:lang w:val="ru-RU"/>
+        </w:rPr>
+        <w:t>Фарисеи — прушим — были группой мудрецов и учителей, действовавших не только в Храме, но и среди народа. Они признавали Письменную Тору и традиции, передававшиеся устно из поколения в поколение. По их мнению, Тору необходимо толковать так, чтобы её можно было соблюдать во всех областях жизни. Они верили в воскресение мёртвых, в награду и наказание после смерти и в Божественное провидение, но также признавали ответственность человека за свои поступки. Главным источником их силы было влияние на народ и способность приспосабливать галаху к жизни, не связанной непосредственно с жертвоприношениями.</w:t>
+      </w:r>
+    </w:p>
+    <w:p>
+      <w:pPr>
+        <w:spacing w:line="276" w:lineRule="auto" w:after="80"/>
+        <w:ind w:firstLine="283"/>
+        <w:jc w:val="both"/>
+        <w:bidi w:val="0"/>
+      </w:pPr>
+      <w:r>
+        <w:rPr>
+          <w:rFonts w:ascii="Arial" w:hAnsi="Arial" w:cs="Arial" w:eastAsia="Arial"/>
+          <w:sz w:val="22"/>
+          <w:lang w:val="ru-RU"/>
+        </w:rPr>
+        <w:t>Саддукеи — цдоким — были связаны прежде всего с семьями высшего священства и иерусалимской аристократией. Согласно распространённому мнению, их название связано со священником Цадоком времён Давида и Соломона, хотя нет уверенности, что все саддукеи являлись его потомками. В центре их мира находились Храм, священство и жертвоприношения. Они признавали главным образом Письменную Тору и не принимали авторитет устных традиций фарисеев. Согласно источникам, они также не верили в воскресение мёртвых. Их сила основывалась на храмовых учреждениях и связях с властью.</w:t>
+      </w:r>
+    </w:p>
+    <w:p>
+      <w:pPr>
+        <w:spacing w:line="276" w:lineRule="auto" w:after="80"/>
+        <w:ind w:firstLine="283"/>
+        <w:jc w:val="both"/>
+        <w:bidi w:val="0"/>
+      </w:pPr>
+      <w:r>
+        <w:rPr>
+          <w:rFonts w:ascii="Arial" w:hAnsi="Arial" w:cs="Arial" w:eastAsia="Arial"/>
+          <w:sz w:val="22"/>
+          <w:lang w:val="ru-RU"/>
+        </w:rPr>
+        <w:t>Ессеи — иссиим — считали общество и руководство Храма испорченными. Некоторые из них жили в отдельных общинах, строго соблюдали ритуальную чистоту, ели вместе и делили имущество. Они верили, что мир находится в борьбе между сынами света и сынами тьмы, и ожидали скорого вмешательства Бога. Многие исследователи связывают их с общиной Кумрана и Свитками Мёртвого моря, однако эта связь не доказана окончательно. В отличие от саддукеев, они не стремились руководить существующим Храмом, а предпочитали отдалиться от него до его очищения.</w:t>
+      </w:r>
+    </w:p>
+    <w:p>
+      <w:pPr>
+        <w:spacing w:line="276" w:lineRule="auto" w:after="80"/>
+        <w:ind w:firstLine="283"/>
+        <w:jc w:val="both"/>
+        <w:bidi w:val="0"/>
+      </w:pPr>
+      <w:r>
+        <w:rPr>
+          <w:rFonts w:ascii="Arial" w:hAnsi="Arial" w:cs="Arial" w:eastAsia="Arial"/>
+          <w:sz w:val="22"/>
+          <w:lang w:val="ru-RU"/>
+        </w:rPr>
+        <w:t>В 63 году до н. э. римский полководец Помпей захватил Иерусалим, и независимость Хасмонеев закончилась. Позднее Ирод правил при поддержке Рима, а после его смерти царство было разделено. В 6 году н. э. Иудея стала непосредственно управляемой римской провинцией. Налоги, присутствие армии, вмешательство наместников и назначение первосвященников усиливали недовольство. В этот период получила развитие идея, что только Бог имеет право властвовать над Израилем.</w:t>
+      </w:r>
+    </w:p>
+    <w:p>
+      <w:pPr>
+        <w:spacing w:line="276" w:lineRule="auto" w:after="80"/>
+        <w:ind w:firstLine="283"/>
+        <w:jc w:val="both"/>
+        <w:bidi w:val="0"/>
+      </w:pPr>
+      <w:r>
+        <w:rPr>
+          <w:rFonts w:ascii="Arial" w:hAnsi="Arial" w:cs="Arial" w:eastAsia="Arial"/>
+          <w:sz w:val="22"/>
+          <w:lang w:val="ru-RU"/>
+        </w:rPr>
+        <w:t>Зелоты — канаим — были связаны с активным сопротивлением римской власти. Иосиф Флавий связывает начало этого направления с Иудой Галилеянином, выступившим против переписи населения в 6 году н. э. Зелоты считали свободу религиозной и национальной ценностью и верили, что единственным господином Израиля является Бог. Во время Великого восстания, начавшегося в 66 году, радикальные группы требовали продолжать войну против Рима и выступали против компромисса. Рядом с ними действовали сикарии, хотя не всегда ясно, являлись ли они одной и той же группой.</w:t>
+      </w:r>
+    </w:p>
+    <w:p>
+      <w:pPr>
+        <w:spacing w:line="276" w:lineRule="auto" w:after="80"/>
+        <w:ind w:firstLine="283"/>
+        <w:jc w:val="both"/>
+        <w:bidi w:val="0"/>
+      </w:pPr>
+      <w:r>
+        <w:rPr>
+          <w:rFonts w:ascii="Arial" w:hAnsi="Arial" w:cs="Arial" w:eastAsia="Arial"/>
+          <w:sz w:val="22"/>
+          <w:lang w:val="ru-RU"/>
+        </w:rPr>
+        <w:t>Первые христиане — ноцрим — первоначально были евреями, последовавшими за Иешуа из Назарета в 30-х годах I века. Они верили, что Иешуа является Мессией и что Бог воскресил его из мёртвых. Его первые ученики сохраняли связь с Иерусалимом, Храмом и еврейской традицией, однако по-новому понимали значение Мессии, избавления и заповедей. Позднее к движению присоединились неевреи, и начался долгий процесс отдаления от иудаизма. Во время действия пьесы их всё ещё можно рассматривать как одно из течений внутри еврейского мира.</w:t>
+      </w:r>
+    </w:p>
+    <w:p>
+      <w:pPr>
+        <w:spacing w:line="276" w:lineRule="auto" w:after="80"/>
+        <w:ind w:firstLine="283"/>
+        <w:jc w:val="both"/>
+        <w:bidi w:val="0"/>
+      </w:pPr>
+      <w:r>
+        <w:rPr>
+          <w:rFonts w:ascii="Arial" w:hAnsi="Arial" w:cs="Arial" w:eastAsia="Arial"/>
+          <w:sz w:val="22"/>
+          <w:lang w:val="ru-RU"/>
+        </w:rPr>
+        <w:t>В 66 году н. э. началось Великое восстание против Рима. Сначала повстанцы сумели взять под контроль Иерусалим, но внутри города происходили и вооружённые столкновения между еврейскими группами. В 70 году Тит осадил Иерусалим, захватил его и разрушил Второй Храм. Разрушение изменило судьбу всех течений: саддукеи лишились центра своей власти и исчезли, ессеи и зелоты не сохранились как организованные движения, христианство позднее стало отдельной религией, а фарисейская традиция легла в основу раввинистического иудаизма. Следующая пьеса представляет вымышленную встречу пяти представителей этих течений непосредственно перед тем, как их общий мир изменится навсегда.</w:t>
       </w:r>
     </w:p>
     <w:p>

--- a/KVS_Russian.docx
+++ b/KVS_Russian.docx
@@ -508,7 +508,2889 @@
           <w:rFonts w:ascii="Arial" w:hAnsi="Arial" w:cs="Arial" w:eastAsia="Arial"/>
           <w:lang w:val="ru-RU"/>
         </w:rPr>
-        <w:t>Пьеса</w:t>
+        <w:t>Пьеса: Пять дорог к одному Храму</w:t>
+      </w:r>
+    </w:p>
+    <w:p>
+      <w:pPr>
+        <w:spacing w:line="240" w:lineRule="auto" w:after="40" w:before="80"/>
+        <w:jc w:val="center"/>
+        <w:widowControl w:val="0"/>
+        <w:bidi w:val="0"/>
+      </w:pPr>
+      <w:r>
+        <w:rPr>
+          <w:rFonts w:ascii="Arial" w:hAnsi="Arial" w:cs="Arial" w:eastAsia="Arial"/>
+          <w:b/>
+          <w:sz w:val="22"/>
+          <w:lang w:val="ru-RU"/>
+        </w:rPr>
+        <w:t>ДЕЙСТВУЮЩИЕ ЛИЦА</w:t>
+      </w:r>
+    </w:p>
+    <w:p>
+      <w:pPr>
+        <w:spacing w:line="240" w:lineRule="auto" w:after="0"/>
+        <w:jc w:val="left"/>
+        <w:widowControl w:val="0"/>
+        <w:bidi w:val="0"/>
+      </w:pPr>
+      <w:r>
+        <w:rPr>
+          <w:rFonts w:ascii="Arial" w:hAnsi="Arial" w:cs="Arial" w:eastAsia="Arial"/>
+          <w:b/>
+          <w:sz w:val="21"/>
+          <w:lang w:val="ru-RU"/>
+        </w:rPr>
+        <w:t xml:space="preserve">Иегуда-писец — </w:t>
+      </w:r>
+      <w:r>
+        <w:rPr>
+          <w:rFonts w:ascii="Arial" w:hAnsi="Arial" w:cs="Arial" w:eastAsia="Arial"/>
+          <w:sz w:val="21"/>
+          <w:lang w:val="ru-RU"/>
+        </w:rPr>
+        <w:t>фарисей, учитель Торы из Иерусалима. Верит в Письменную и Устную Тору.</w:t>
+      </w:r>
+    </w:p>
+    <w:p>
+      <w:pPr>
+        <w:spacing w:line="240" w:lineRule="auto" w:after="0"/>
+        <w:jc w:val="left"/>
+        <w:widowControl w:val="0"/>
+        <w:bidi w:val="0"/>
+      </w:pPr>
+      <w:r>
+        <w:rPr>
+          <w:rFonts w:ascii="Arial" w:hAnsi="Arial" w:cs="Arial" w:eastAsia="Arial"/>
+          <w:b/>
+          <w:sz w:val="21"/>
+          <w:lang w:val="ru-RU"/>
+        </w:rPr>
+        <w:t xml:space="preserve">Цадок бен Ханан — </w:t>
+      </w:r>
+      <w:r>
+        <w:rPr>
+          <w:rFonts w:ascii="Arial" w:hAnsi="Arial" w:cs="Arial" w:eastAsia="Arial"/>
+          <w:sz w:val="21"/>
+          <w:lang w:val="ru-RU"/>
+        </w:rPr>
+        <w:t>саддукей и священник из влиятельной семьи. Вся его жизнь связана с Храмом.</w:t>
+      </w:r>
+    </w:p>
+    <w:p>
+      <w:pPr>
+        <w:spacing w:line="240" w:lineRule="auto" w:after="0"/>
+        <w:jc w:val="left"/>
+        <w:widowControl w:val="0"/>
+        <w:bidi w:val="0"/>
+      </w:pPr>
+      <w:r>
+        <w:rPr>
+          <w:rFonts w:ascii="Arial" w:hAnsi="Arial" w:cs="Arial" w:eastAsia="Arial"/>
+          <w:b/>
+          <w:sz w:val="21"/>
+          <w:lang w:val="ru-RU"/>
+        </w:rPr>
+        <w:t xml:space="preserve">Йоханан из пустыни — </w:t>
+      </w:r>
+      <w:r>
+        <w:rPr>
+          <w:rFonts w:ascii="Arial" w:hAnsi="Arial" w:cs="Arial" w:eastAsia="Arial"/>
+          <w:sz w:val="21"/>
+          <w:lang w:val="ru-RU"/>
+        </w:rPr>
+        <w:t>ессей, много лет живший в общине у Мёртвого моря. Очень строго соблюдает ритуальную чистоту.</w:t>
+      </w:r>
+    </w:p>
+    <w:p>
+      <w:pPr>
+        <w:spacing w:line="240" w:lineRule="auto" w:after="0"/>
+        <w:jc w:val="left"/>
+        <w:widowControl w:val="0"/>
+        <w:bidi w:val="0"/>
+      </w:pPr>
+      <w:r>
+        <w:rPr>
+          <w:rFonts w:ascii="Arial" w:hAnsi="Arial" w:cs="Arial" w:eastAsia="Arial"/>
+          <w:b/>
+          <w:sz w:val="21"/>
+          <w:lang w:val="ru-RU"/>
+        </w:rPr>
+        <w:t xml:space="preserve">Шимон бен Дрор — </w:t>
+      </w:r>
+      <w:r>
+        <w:rPr>
+          <w:rFonts w:ascii="Arial" w:hAnsi="Arial" w:cs="Arial" w:eastAsia="Arial"/>
+          <w:sz w:val="21"/>
+          <w:lang w:val="ru-RU"/>
+        </w:rPr>
+        <w:t>молодой зелот и воин. Верит, что без борьбы с римлянами не может быть свободы.</w:t>
+      </w:r>
+    </w:p>
+    <w:p>
+      <w:pPr>
+        <w:spacing w:line="240" w:lineRule="auto" w:after="0"/>
+        <w:jc w:val="left"/>
+        <w:widowControl w:val="0"/>
+        <w:bidi w:val="0"/>
+      </w:pPr>
+      <w:r>
+        <w:rPr>
+          <w:rFonts w:ascii="Arial" w:hAnsi="Arial" w:cs="Arial" w:eastAsia="Arial"/>
+          <w:b/>
+          <w:sz w:val="21"/>
+          <w:lang w:val="ru-RU"/>
+        </w:rPr>
+        <w:t xml:space="preserve">Матитьягу-ноцри — </w:t>
+      </w:r>
+      <w:r>
+        <w:rPr>
+          <w:rFonts w:ascii="Arial" w:hAnsi="Arial" w:cs="Arial" w:eastAsia="Arial"/>
+          <w:sz w:val="21"/>
+          <w:lang w:val="ru-RU"/>
+        </w:rPr>
+        <w:t>еврей из учеников Иешуа из Назарета. Лечит больных и раненых.</w:t>
+      </w:r>
+    </w:p>
+    <w:p>
+      <w:pPr>
+        <w:spacing w:line="240" w:lineRule="auto" w:after="0"/>
+        <w:jc w:val="left"/>
+        <w:widowControl w:val="0"/>
+        <w:bidi w:val="0"/>
+      </w:pPr>
+      <w:r>
+        <w:rPr>
+          <w:rFonts w:ascii="Arial" w:hAnsi="Arial" w:cs="Arial" w:eastAsia="Arial"/>
+          <w:b/>
+          <w:sz w:val="21"/>
+          <w:lang w:val="ru-RU"/>
+        </w:rPr>
+        <w:t>Время и место:</w:t>
+      </w:r>
+      <w:r>
+        <w:rPr>
+          <w:rFonts w:ascii="Arial" w:hAnsi="Arial" w:cs="Arial" w:eastAsia="Arial"/>
+          <w:sz w:val="21"/>
+          <w:lang w:val="ru-RU"/>
+        </w:rPr>
+        <w:t xml:space="preserve"> Иерусалим, 70 год н. э. Римская осада уже началась. Пять друзей детства встречаются в опустевшем доме своего старого учителя Элазара. На столе лежат масляная лампа, хлеб, письмо и небольшой свиток Торы.</w:t>
+      </w:r>
+    </w:p>
+    <w:p>
+      <w:pPr>
+        <w:spacing w:line="240" w:lineRule="auto" w:after="40" w:before="80"/>
+        <w:jc w:val="center"/>
+        <w:widowControl w:val="0"/>
+        <w:bidi w:val="0"/>
+      </w:pPr>
+      <w:r>
+        <w:rPr>
+          <w:rFonts w:ascii="Arial" w:hAnsi="Arial" w:cs="Arial" w:eastAsia="Arial"/>
+          <w:b/>
+          <w:sz w:val="22"/>
+          <w:lang w:val="ru-RU"/>
+        </w:rPr>
+        <w:t>СЦЕНА ПЕРВАЯ — ВСТРЕЧА</w:t>
+      </w:r>
+    </w:p>
+    <w:p>
+      <w:pPr>
+        <w:spacing w:line="240" w:lineRule="auto" w:after="0"/>
+        <w:jc w:val="left"/>
+        <w:widowControl w:val="0"/>
+        <w:bidi w:val="0"/>
+      </w:pPr>
+      <w:r>
+        <w:rPr>
+          <w:rFonts w:ascii="Arial" w:hAnsi="Arial" w:cs="Arial" w:eastAsia="Arial"/>
+          <w:i/>
+          <w:sz w:val="21"/>
+          <w:lang w:val="ru-RU"/>
+        </w:rPr>
+        <w:t>(Иегуда стоит у стола и читает письмо. Входит Цадок в одежде священника.)</w:t>
+      </w:r>
+    </w:p>
+    <w:p>
+      <w:pPr>
+        <w:spacing w:line="240" w:lineRule="auto" w:after="0"/>
+        <w:jc w:val="left"/>
+        <w:widowControl w:val="0"/>
+        <w:bidi w:val="0"/>
+      </w:pPr>
+      <w:r>
+        <w:rPr>
+          <w:rFonts w:ascii="Arial" w:hAnsi="Arial" w:cs="Arial" w:eastAsia="Arial"/>
+          <w:b/>
+          <w:sz w:val="21"/>
+          <w:lang w:val="ru-RU"/>
+        </w:rPr>
+        <w:t>Цадок:</w:t>
+      </w:r>
+      <w:r>
+        <w:rPr>
+          <w:rFonts w:ascii="Arial" w:hAnsi="Arial" w:cs="Arial" w:eastAsia="Arial"/>
+          <w:sz w:val="21"/>
+          <w:lang w:val="ru-RU"/>
+        </w:rPr>
+        <w:t xml:space="preserve"> Я знал, что ты придёшь первым. Фарисеи всегда приходят раньше всех, чтобы объяснить остальным, что написано.</w:t>
+      </w:r>
+    </w:p>
+    <w:p>
+      <w:pPr>
+        <w:spacing w:line="240" w:lineRule="auto" w:after="0"/>
+        <w:jc w:val="left"/>
+        <w:widowControl w:val="0"/>
+        <w:bidi w:val="0"/>
+      </w:pPr>
+      <w:r>
+        <w:rPr>
+          <w:rFonts w:ascii="Arial" w:hAnsi="Arial" w:cs="Arial" w:eastAsia="Arial"/>
+          <w:b/>
+          <w:sz w:val="21"/>
+          <w:lang w:val="ru-RU"/>
+        </w:rPr>
+        <w:t>Иегуда:</w:t>
+      </w:r>
+      <w:r>
+        <w:rPr>
+          <w:rFonts w:ascii="Arial" w:hAnsi="Arial" w:cs="Arial" w:eastAsia="Arial"/>
+          <w:sz w:val="21"/>
+          <w:lang w:val="ru-RU"/>
+        </w:rPr>
+        <w:t xml:space="preserve"> А саддукеи приходят только тогда, когда есть Храм, священники и публика, готовая их слушать.</w:t>
+      </w:r>
+    </w:p>
+    <w:p>
+      <w:pPr>
+        <w:spacing w:line="240" w:lineRule="auto" w:after="0"/>
+        <w:jc w:val="left"/>
+        <w:widowControl w:val="0"/>
+        <w:bidi w:val="0"/>
+      </w:pPr>
+      <w:r>
+        <w:rPr>
+          <w:rFonts w:ascii="Arial" w:hAnsi="Arial" w:cs="Arial" w:eastAsia="Arial"/>
+          <w:b/>
+          <w:sz w:val="21"/>
+          <w:lang w:val="ru-RU"/>
+        </w:rPr>
+        <w:t>Цадок:</w:t>
+      </w:r>
+      <w:r>
+        <w:rPr>
+          <w:rFonts w:ascii="Arial" w:hAnsi="Arial" w:cs="Arial" w:eastAsia="Arial"/>
+          <w:sz w:val="21"/>
+          <w:lang w:val="ru-RU"/>
+        </w:rPr>
+        <w:t xml:space="preserve"> Храм — не сцена. Это место, где Израиль служит своему Богу.</w:t>
+      </w:r>
+    </w:p>
+    <w:p>
+      <w:pPr>
+        <w:spacing w:line="240" w:lineRule="auto" w:after="0"/>
+        <w:jc w:val="left"/>
+        <w:widowControl w:val="0"/>
+        <w:bidi w:val="0"/>
+      </w:pPr>
+      <w:r>
+        <w:rPr>
+          <w:rFonts w:ascii="Arial" w:hAnsi="Arial" w:cs="Arial" w:eastAsia="Arial"/>
+          <w:b/>
+          <w:sz w:val="21"/>
+          <w:lang w:val="ru-RU"/>
+        </w:rPr>
+        <w:t>Иегуда:</w:t>
+      </w:r>
+      <w:r>
+        <w:rPr>
+          <w:rFonts w:ascii="Arial" w:hAnsi="Arial" w:cs="Arial" w:eastAsia="Arial"/>
+          <w:sz w:val="21"/>
+          <w:lang w:val="ru-RU"/>
+        </w:rPr>
+        <w:t xml:space="preserve"> Верно. Но Тора дана всему Израилю, а не только священническим семьям.</w:t>
+      </w:r>
+    </w:p>
+    <w:p>
+      <w:pPr>
+        <w:spacing w:line="240" w:lineRule="auto" w:after="0"/>
+        <w:jc w:val="left"/>
+        <w:widowControl w:val="0"/>
+        <w:bidi w:val="0"/>
+      </w:pPr>
+      <w:r>
+        <w:rPr>
+          <w:rFonts w:ascii="Arial" w:hAnsi="Arial" w:cs="Arial" w:eastAsia="Arial"/>
+          <w:i/>
+          <w:sz w:val="21"/>
+          <w:lang w:val="ru-RU"/>
+        </w:rPr>
+        <w:t>(Входит Йоханан. Его простая одежда покрыта пылью.)</w:t>
+      </w:r>
+    </w:p>
+    <w:p>
+      <w:pPr>
+        <w:spacing w:line="240" w:lineRule="auto" w:after="0"/>
+        <w:jc w:val="left"/>
+        <w:widowControl w:val="0"/>
+        <w:bidi w:val="0"/>
+      </w:pPr>
+      <w:r>
+        <w:rPr>
+          <w:rFonts w:ascii="Arial" w:hAnsi="Arial" w:cs="Arial" w:eastAsia="Arial"/>
+          <w:b/>
+          <w:sz w:val="21"/>
+          <w:lang w:val="ru-RU"/>
+        </w:rPr>
+        <w:t>Йоханан:</w:t>
+      </w:r>
+      <w:r>
+        <w:rPr>
+          <w:rFonts w:ascii="Arial" w:hAnsi="Arial" w:cs="Arial" w:eastAsia="Arial"/>
+          <w:sz w:val="21"/>
+          <w:lang w:val="ru-RU"/>
+        </w:rPr>
+        <w:t xml:space="preserve"> Вы начали спорить ещё до того, как прочитали слова учителя. Поэтому я и ушёл из этого города.</w:t>
+      </w:r>
+    </w:p>
+    <w:p>
+      <w:pPr>
+        <w:spacing w:line="240" w:lineRule="auto" w:after="0"/>
+        <w:jc w:val="left"/>
+        <w:widowControl w:val="0"/>
+        <w:bidi w:val="0"/>
+      </w:pPr>
+      <w:r>
+        <w:rPr>
+          <w:rFonts w:ascii="Arial" w:hAnsi="Arial" w:cs="Arial" w:eastAsia="Arial"/>
+          <w:b/>
+          <w:sz w:val="21"/>
+          <w:lang w:val="ru-RU"/>
+        </w:rPr>
+        <w:t>Цадок:</w:t>
+      </w:r>
+      <w:r>
+        <w:rPr>
+          <w:rFonts w:ascii="Arial" w:hAnsi="Arial" w:cs="Arial" w:eastAsia="Arial"/>
+          <w:sz w:val="21"/>
+          <w:lang w:val="ru-RU"/>
+        </w:rPr>
+        <w:t xml:space="preserve"> Ты ушёл, потому что не хотел принять установленный порядок.</w:t>
+      </w:r>
+    </w:p>
+    <w:p>
+      <w:pPr>
+        <w:spacing w:line="240" w:lineRule="auto" w:after="0"/>
+        <w:jc w:val="left"/>
+        <w:widowControl w:val="0"/>
+        <w:bidi w:val="0"/>
+      </w:pPr>
+      <w:r>
+        <w:rPr>
+          <w:rFonts w:ascii="Arial" w:hAnsi="Arial" w:cs="Arial" w:eastAsia="Arial"/>
+          <w:b/>
+          <w:sz w:val="21"/>
+          <w:lang w:val="ru-RU"/>
+        </w:rPr>
+        <w:t>Йоханан:</w:t>
+      </w:r>
+      <w:r>
+        <w:rPr>
+          <w:rFonts w:ascii="Arial" w:hAnsi="Arial" w:cs="Arial" w:eastAsia="Arial"/>
+          <w:sz w:val="21"/>
+          <w:lang w:val="ru-RU"/>
+        </w:rPr>
+        <w:t xml:space="preserve"> Я ушёл, потому что ваш порядок превратился в нечистоту. Священники покупали должности, правители проливали кровь, а люди говорили о святости, стремясь к власти.</w:t>
+      </w:r>
+    </w:p>
+    <w:p>
+      <w:pPr>
+        <w:spacing w:line="240" w:lineRule="auto" w:after="0"/>
+        <w:jc w:val="left"/>
+        <w:widowControl w:val="0"/>
+        <w:bidi w:val="0"/>
+      </w:pPr>
+      <w:r>
+        <w:rPr>
+          <w:rFonts w:ascii="Arial" w:hAnsi="Arial" w:cs="Arial" w:eastAsia="Arial"/>
+          <w:b/>
+          <w:sz w:val="21"/>
+          <w:lang w:val="ru-RU"/>
+        </w:rPr>
+        <w:t>Иегуда:</w:t>
+      </w:r>
+      <w:r>
+        <w:rPr>
+          <w:rFonts w:ascii="Arial" w:hAnsi="Arial" w:cs="Arial" w:eastAsia="Arial"/>
+          <w:sz w:val="21"/>
+          <w:lang w:val="ru-RU"/>
+        </w:rPr>
+        <w:t xml:space="preserve"> И в пустыне вы нашли чистый мир?</w:t>
+      </w:r>
+    </w:p>
+    <w:p>
+      <w:pPr>
+        <w:spacing w:line="240" w:lineRule="auto" w:after="0"/>
+        <w:jc w:val="left"/>
+        <w:widowControl w:val="0"/>
+        <w:bidi w:val="0"/>
+      </w:pPr>
+      <w:r>
+        <w:rPr>
+          <w:rFonts w:ascii="Arial" w:hAnsi="Arial" w:cs="Arial" w:eastAsia="Arial"/>
+          <w:b/>
+          <w:sz w:val="21"/>
+          <w:lang w:val="ru-RU"/>
+        </w:rPr>
+        <w:t>Йоханан:</w:t>
+      </w:r>
+      <w:r>
+        <w:rPr>
+          <w:rFonts w:ascii="Arial" w:hAnsi="Arial" w:cs="Arial" w:eastAsia="Arial"/>
+          <w:sz w:val="21"/>
+          <w:lang w:val="ru-RU"/>
+        </w:rPr>
+        <w:t xml:space="preserve"> Не чистый, но общину, которая пытается жить иначе. Мы едим вместе, делим имущество, совершаем омовения и соблюдаем строгие правила. Мы ждём войны между сынами света и сынами тьмы.</w:t>
+      </w:r>
+    </w:p>
+    <w:p>
+      <w:pPr>
+        <w:spacing w:line="240" w:lineRule="auto" w:after="0"/>
+        <w:jc w:val="left"/>
+        <w:widowControl w:val="0"/>
+        <w:bidi w:val="0"/>
+      </w:pPr>
+      <w:r>
+        <w:rPr>
+          <w:rFonts w:ascii="Arial" w:hAnsi="Arial" w:cs="Arial" w:eastAsia="Arial"/>
+          <w:i/>
+          <w:sz w:val="21"/>
+          <w:lang w:val="ru-RU"/>
+        </w:rPr>
+        <w:t>(Быстро входит Шимон с мечом в руке.)</w:t>
+      </w:r>
+    </w:p>
+    <w:p>
+      <w:pPr>
+        <w:spacing w:line="240" w:lineRule="auto" w:after="0"/>
+        <w:jc w:val="left"/>
+        <w:widowControl w:val="0"/>
+        <w:bidi w:val="0"/>
+      </w:pPr>
+      <w:r>
+        <w:rPr>
+          <w:rFonts w:ascii="Arial" w:hAnsi="Arial" w:cs="Arial" w:eastAsia="Arial"/>
+          <w:b/>
+          <w:sz w:val="21"/>
+          <w:lang w:val="ru-RU"/>
+        </w:rPr>
+        <w:t>Шимон:</w:t>
+      </w:r>
+      <w:r>
+        <w:rPr>
+          <w:rFonts w:ascii="Arial" w:hAnsi="Arial" w:cs="Arial" w:eastAsia="Arial"/>
+          <w:sz w:val="21"/>
+          <w:lang w:val="ru-RU"/>
+        </w:rPr>
+        <w:t xml:space="preserve"> Война уже здесь. Не нужно ждать её в книгах.</w:t>
+      </w:r>
+    </w:p>
+    <w:p>
+      <w:pPr>
+        <w:spacing w:line="240" w:lineRule="auto" w:after="0"/>
+        <w:jc w:val="left"/>
+        <w:widowControl w:val="0"/>
+        <w:bidi w:val="0"/>
+      </w:pPr>
+      <w:r>
+        <w:rPr>
+          <w:rFonts w:ascii="Arial" w:hAnsi="Arial" w:cs="Arial" w:eastAsia="Arial"/>
+          <w:b/>
+          <w:sz w:val="21"/>
+          <w:lang w:val="ru-RU"/>
+        </w:rPr>
+        <w:t>Иегуда:</w:t>
+      </w:r>
+      <w:r>
+        <w:rPr>
+          <w:rFonts w:ascii="Arial" w:hAnsi="Arial" w:cs="Arial" w:eastAsia="Arial"/>
+          <w:sz w:val="21"/>
+          <w:lang w:val="ru-RU"/>
+        </w:rPr>
+        <w:t xml:space="preserve"> Оставь меч у двери.</w:t>
+      </w:r>
+    </w:p>
+    <w:p>
+      <w:pPr>
+        <w:spacing w:line="240" w:lineRule="auto" w:after="0"/>
+        <w:jc w:val="left"/>
+        <w:widowControl w:val="0"/>
+        <w:bidi w:val="0"/>
+      </w:pPr>
+      <w:r>
+        <w:rPr>
+          <w:rFonts w:ascii="Arial" w:hAnsi="Arial" w:cs="Arial" w:eastAsia="Arial"/>
+          <w:b/>
+          <w:sz w:val="21"/>
+          <w:lang w:val="ru-RU"/>
+        </w:rPr>
+        <w:t>Шимон:</w:t>
+      </w:r>
+      <w:r>
+        <w:rPr>
+          <w:rFonts w:ascii="Arial" w:hAnsi="Arial" w:cs="Arial" w:eastAsia="Arial"/>
+          <w:sz w:val="21"/>
+          <w:lang w:val="ru-RU"/>
+        </w:rPr>
+        <w:t xml:space="preserve"> Римляне не оставят свои мечи у двери.</w:t>
+      </w:r>
+    </w:p>
+    <w:p>
+      <w:pPr>
+        <w:spacing w:line="240" w:lineRule="auto" w:after="0"/>
+        <w:jc w:val="left"/>
+        <w:widowControl w:val="0"/>
+        <w:bidi w:val="0"/>
+      </w:pPr>
+      <w:r>
+        <w:rPr>
+          <w:rFonts w:ascii="Arial" w:hAnsi="Arial" w:cs="Arial" w:eastAsia="Arial"/>
+          <w:b/>
+          <w:sz w:val="21"/>
+          <w:lang w:val="ru-RU"/>
+        </w:rPr>
+        <w:t>Цадок:</w:t>
+      </w:r>
+      <w:r>
+        <w:rPr>
+          <w:rFonts w:ascii="Arial" w:hAnsi="Arial" w:cs="Arial" w:eastAsia="Arial"/>
+          <w:sz w:val="21"/>
+          <w:lang w:val="ru-RU"/>
+        </w:rPr>
+        <w:t xml:space="preserve"> В доме учителя кровь не прольётся.</w:t>
+      </w:r>
+    </w:p>
+    <w:p>
+      <w:pPr>
+        <w:spacing w:line="240" w:lineRule="auto" w:after="0"/>
+        <w:jc w:val="left"/>
+        <w:widowControl w:val="0"/>
+        <w:bidi w:val="0"/>
+      </w:pPr>
+      <w:r>
+        <w:rPr>
+          <w:rFonts w:ascii="Arial" w:hAnsi="Arial" w:cs="Arial" w:eastAsia="Arial"/>
+          <w:b/>
+          <w:sz w:val="21"/>
+          <w:lang w:val="ru-RU"/>
+        </w:rPr>
+        <w:t>Шимон:</w:t>
+      </w:r>
+      <w:r>
+        <w:rPr>
+          <w:rFonts w:ascii="Arial" w:hAnsi="Arial" w:cs="Arial" w:eastAsia="Arial"/>
+          <w:sz w:val="21"/>
+          <w:lang w:val="ru-RU"/>
+        </w:rPr>
+        <w:t xml:space="preserve"> В Иерусалиме кровь уже льётся на каждой улице. По крайней мере, я знаю, кто враг.</w:t>
+      </w:r>
+    </w:p>
+    <w:p>
+      <w:pPr>
+        <w:spacing w:line="240" w:lineRule="auto" w:after="0"/>
+        <w:jc w:val="left"/>
+        <w:widowControl w:val="0"/>
+        <w:bidi w:val="0"/>
+      </w:pPr>
+      <w:r>
+        <w:rPr>
+          <w:rFonts w:ascii="Arial" w:hAnsi="Arial" w:cs="Arial" w:eastAsia="Arial"/>
+          <w:i/>
+          <w:sz w:val="21"/>
+          <w:lang w:val="ru-RU"/>
+        </w:rPr>
+        <w:t>(Входит Матитьягу с небольшой сумкой перевязочных материалов.)</w:t>
+      </w:r>
+    </w:p>
+    <w:p>
+      <w:pPr>
+        <w:spacing w:line="240" w:lineRule="auto" w:after="0"/>
+        <w:jc w:val="left"/>
+        <w:widowControl w:val="0"/>
+        <w:bidi w:val="0"/>
+      </w:pPr>
+      <w:r>
+        <w:rPr>
+          <w:rFonts w:ascii="Arial" w:hAnsi="Arial" w:cs="Arial" w:eastAsia="Arial"/>
+          <w:b/>
+          <w:sz w:val="21"/>
+          <w:lang w:val="ru-RU"/>
+        </w:rPr>
+        <w:t>Матитьягу:</w:t>
+      </w:r>
+      <w:r>
+        <w:rPr>
+          <w:rFonts w:ascii="Arial" w:hAnsi="Arial" w:cs="Arial" w:eastAsia="Arial"/>
+          <w:sz w:val="21"/>
+          <w:lang w:val="ru-RU"/>
+        </w:rPr>
+        <w:t xml:space="preserve"> Ты уверен? Сегодня я лечил еврея, раненного другим евреем. Снаружи римляне, а внутри мы убиваем друг друга.</w:t>
+      </w:r>
+    </w:p>
+    <w:p>
+      <w:pPr>
+        <w:spacing w:line="240" w:lineRule="auto" w:after="0"/>
+        <w:jc w:val="left"/>
+        <w:widowControl w:val="0"/>
+        <w:bidi w:val="0"/>
+      </w:pPr>
+      <w:r>
+        <w:rPr>
+          <w:rFonts w:ascii="Arial" w:hAnsi="Arial" w:cs="Arial" w:eastAsia="Arial"/>
+          <w:b/>
+          <w:sz w:val="21"/>
+          <w:lang w:val="ru-RU"/>
+        </w:rPr>
+        <w:t>Шимон:</w:t>
+      </w:r>
+      <w:r>
+        <w:rPr>
+          <w:rFonts w:ascii="Arial" w:hAnsi="Arial" w:cs="Arial" w:eastAsia="Arial"/>
+          <w:sz w:val="21"/>
+          <w:lang w:val="ru-RU"/>
+        </w:rPr>
+        <w:t xml:space="preserve"> И ты предлагаешь любить врага?</w:t>
+      </w:r>
+    </w:p>
+    <w:p>
+      <w:pPr>
+        <w:spacing w:line="240" w:lineRule="auto" w:after="0"/>
+        <w:jc w:val="left"/>
+        <w:widowControl w:val="0"/>
+        <w:bidi w:val="0"/>
+      </w:pPr>
+      <w:r>
+        <w:rPr>
+          <w:rFonts w:ascii="Arial" w:hAnsi="Arial" w:cs="Arial" w:eastAsia="Arial"/>
+          <w:b/>
+          <w:sz w:val="21"/>
+          <w:lang w:val="ru-RU"/>
+        </w:rPr>
+        <w:t>Матитьягу:</w:t>
+      </w:r>
+      <w:r>
+        <w:rPr>
+          <w:rFonts w:ascii="Arial" w:hAnsi="Arial" w:cs="Arial" w:eastAsia="Arial"/>
+          <w:sz w:val="21"/>
+          <w:lang w:val="ru-RU"/>
+        </w:rPr>
+        <w:t xml:space="preserve"> Я предлагаю не становиться таким же, как он.</w:t>
+      </w:r>
+    </w:p>
+    <w:p>
+      <w:pPr>
+        <w:spacing w:line="240" w:lineRule="auto" w:after="0"/>
+        <w:jc w:val="left"/>
+        <w:widowControl w:val="0"/>
+        <w:bidi w:val="0"/>
+      </w:pPr>
+      <w:r>
+        <w:rPr>
+          <w:rFonts w:ascii="Arial" w:hAnsi="Arial" w:cs="Arial" w:eastAsia="Arial"/>
+          <w:b/>
+          <w:sz w:val="21"/>
+          <w:lang w:val="ru-RU"/>
+        </w:rPr>
+        <w:t>Цадок:</w:t>
+      </w:r>
+      <w:r>
+        <w:rPr>
+          <w:rFonts w:ascii="Arial" w:hAnsi="Arial" w:cs="Arial" w:eastAsia="Arial"/>
+          <w:sz w:val="21"/>
+          <w:lang w:val="ru-RU"/>
+        </w:rPr>
+        <w:t xml:space="preserve"> А вот и ноцри. Ты всё ещё называешь себя евреем?</w:t>
+      </w:r>
+    </w:p>
+    <w:p>
+      <w:pPr>
+        <w:spacing w:line="240" w:lineRule="auto" w:after="0"/>
+        <w:jc w:val="left"/>
+        <w:widowControl w:val="0"/>
+        <w:bidi w:val="0"/>
+      </w:pPr>
+      <w:r>
+        <w:rPr>
+          <w:rFonts w:ascii="Arial" w:hAnsi="Arial" w:cs="Arial" w:eastAsia="Arial"/>
+          <w:b/>
+          <w:sz w:val="21"/>
+          <w:lang w:val="ru-RU"/>
+        </w:rPr>
+        <w:t>Матитьягу:</w:t>
+      </w:r>
+      <w:r>
+        <w:rPr>
+          <w:rFonts w:ascii="Arial" w:hAnsi="Arial" w:cs="Arial" w:eastAsia="Arial"/>
+          <w:sz w:val="21"/>
+          <w:lang w:val="ru-RU"/>
+        </w:rPr>
+        <w:t xml:space="preserve"> Я родился евреем, молюсь Богу Израиля и признаю Тору. Я верю, что Иешуа — Мессия и что Бог воскресил его из мёртвых. Я не считаю это уходом из Израиля.</w:t>
+      </w:r>
+    </w:p>
+    <w:p>
+      <w:pPr>
+        <w:spacing w:line="240" w:lineRule="auto" w:after="0"/>
+        <w:jc w:val="left"/>
+        <w:widowControl w:val="0"/>
+        <w:bidi w:val="0"/>
+      </w:pPr>
+      <w:r>
+        <w:rPr>
+          <w:rFonts w:ascii="Arial" w:hAnsi="Arial" w:cs="Arial" w:eastAsia="Arial"/>
+          <w:b/>
+          <w:sz w:val="21"/>
+          <w:lang w:val="ru-RU"/>
+        </w:rPr>
+        <w:t>Иегуда:</w:t>
+      </w:r>
+      <w:r>
+        <w:rPr>
+          <w:rFonts w:ascii="Arial" w:hAnsi="Arial" w:cs="Arial" w:eastAsia="Arial"/>
+          <w:sz w:val="21"/>
+          <w:lang w:val="ru-RU"/>
+        </w:rPr>
+        <w:t xml:space="preserve"> Но люди из вашего движения уже принимают и неевреев.</w:t>
+      </w:r>
+    </w:p>
+    <w:p>
+      <w:pPr>
+        <w:spacing w:line="240" w:lineRule="auto" w:after="0"/>
+        <w:jc w:val="left"/>
+        <w:widowControl w:val="0"/>
+        <w:bidi w:val="0"/>
+      </w:pPr>
+      <w:r>
+        <w:rPr>
+          <w:rFonts w:ascii="Arial" w:hAnsi="Arial" w:cs="Arial" w:eastAsia="Arial"/>
+          <w:b/>
+          <w:sz w:val="21"/>
+          <w:lang w:val="ru-RU"/>
+        </w:rPr>
+        <w:t>Матитьягу:</w:t>
+      </w:r>
+      <w:r>
+        <w:rPr>
+          <w:rFonts w:ascii="Arial" w:hAnsi="Arial" w:cs="Arial" w:eastAsia="Arial"/>
+          <w:sz w:val="21"/>
+          <w:lang w:val="ru-RU"/>
+        </w:rPr>
+        <w:t xml:space="preserve"> Верно. И даже между нами идёт спор о Торе и заповедях. Мы только в начале пути.</w:t>
+      </w:r>
+    </w:p>
+    <w:p>
+      <w:pPr>
+        <w:spacing w:line="240" w:lineRule="auto" w:after="40" w:before="80"/>
+        <w:jc w:val="center"/>
+        <w:widowControl w:val="0"/>
+        <w:bidi w:val="0"/>
+      </w:pPr>
+      <w:r>
+        <w:rPr>
+          <w:rFonts w:ascii="Arial" w:hAnsi="Arial" w:cs="Arial" w:eastAsia="Arial"/>
+          <w:b/>
+          <w:sz w:val="22"/>
+          <w:lang w:val="ru-RU"/>
+        </w:rPr>
+        <w:t>СЦЕНА ВТОРАЯ — ВОПРОС</w:t>
+      </w:r>
+    </w:p>
+    <w:p>
+      <w:pPr>
+        <w:spacing w:line="240" w:lineRule="auto" w:after="0"/>
+        <w:jc w:val="left"/>
+        <w:widowControl w:val="0"/>
+        <w:bidi w:val="0"/>
+      </w:pPr>
+      <w:r>
+        <w:rPr>
+          <w:rFonts w:ascii="Arial" w:hAnsi="Arial" w:cs="Arial" w:eastAsia="Arial"/>
+          <w:b/>
+          <w:sz w:val="21"/>
+          <w:lang w:val="ru-RU"/>
+        </w:rPr>
+        <w:t>Иегуда:</w:t>
+      </w:r>
+      <w:r>
+        <w:rPr>
+          <w:rFonts w:ascii="Arial" w:hAnsi="Arial" w:cs="Arial" w:eastAsia="Arial"/>
+          <w:sz w:val="21"/>
+          <w:lang w:val="ru-RU"/>
+        </w:rPr>
+        <w:t xml:space="preserve"> Элазар попросил нас встретиться перед смертью. Это его последнее письмо.</w:t>
+      </w:r>
+    </w:p>
+    <w:p>
+      <w:pPr>
+        <w:spacing w:line="240" w:lineRule="auto" w:after="0"/>
+        <w:jc w:val="left"/>
+        <w:widowControl w:val="0"/>
+        <w:bidi w:val="0"/>
+      </w:pPr>
+      <w:r>
+        <w:rPr>
+          <w:rFonts w:ascii="Arial" w:hAnsi="Arial" w:cs="Arial" w:eastAsia="Arial"/>
+          <w:i/>
+          <w:sz w:val="21"/>
+          <w:lang w:val="ru-RU"/>
+        </w:rPr>
+        <w:t>(Он читает.)</w:t>
+      </w:r>
+    </w:p>
+    <w:p>
+      <w:pPr>
+        <w:spacing w:line="240" w:lineRule="auto" w:after="0"/>
+        <w:jc w:val="left"/>
+        <w:widowControl w:val="0"/>
+        <w:bidi w:val="0"/>
+      </w:pPr>
+      <w:r>
+        <w:rPr>
+          <w:rFonts w:ascii="Arial" w:hAnsi="Arial" w:cs="Arial" w:eastAsia="Arial"/>
+          <w:b/>
+          <w:sz w:val="21"/>
+          <w:lang w:val="ru-RU"/>
+        </w:rPr>
+        <w:t>Иегуда:</w:t>
+      </w:r>
+      <w:r>
+        <w:rPr>
+          <w:rFonts w:ascii="Arial" w:hAnsi="Arial" w:cs="Arial" w:eastAsia="Arial"/>
+          <w:sz w:val="21"/>
+          <w:lang w:val="ru-RU"/>
+        </w:rPr>
+        <w:t xml:space="preserve"> «Моим ученикам, избравшим пять разных путей. Рим стоит за стенами города, а ненависть находится внутри. Не спрашивайте только, кто из вас прав. Спросите: что останется от Израиля, если Храм падёт?»</w:t>
+      </w:r>
+    </w:p>
+    <w:p>
+      <w:pPr>
+        <w:spacing w:line="240" w:lineRule="auto" w:after="0"/>
+        <w:jc w:val="left"/>
+        <w:widowControl w:val="0"/>
+        <w:bidi w:val="0"/>
+      </w:pPr>
+      <w:r>
+        <w:rPr>
+          <w:rFonts w:ascii="Arial" w:hAnsi="Arial" w:cs="Arial" w:eastAsia="Arial"/>
+          <w:i/>
+          <w:sz w:val="21"/>
+          <w:lang w:val="ru-RU"/>
+        </w:rPr>
+        <w:t>(Молчание.)</w:t>
+      </w:r>
+    </w:p>
+    <w:p>
+      <w:pPr>
+        <w:spacing w:line="240" w:lineRule="auto" w:after="0"/>
+        <w:jc w:val="left"/>
+        <w:widowControl w:val="0"/>
+        <w:bidi w:val="0"/>
+      </w:pPr>
+      <w:r>
+        <w:rPr>
+          <w:rFonts w:ascii="Arial" w:hAnsi="Arial" w:cs="Arial" w:eastAsia="Arial"/>
+          <w:b/>
+          <w:sz w:val="21"/>
+          <w:lang w:val="ru-RU"/>
+        </w:rPr>
+        <w:t>Цадок:</w:t>
+      </w:r>
+      <w:r>
+        <w:rPr>
+          <w:rFonts w:ascii="Arial" w:hAnsi="Arial" w:cs="Arial" w:eastAsia="Arial"/>
+          <w:sz w:val="21"/>
+          <w:lang w:val="ru-RU"/>
+        </w:rPr>
+        <w:t xml:space="preserve"> Учитель был болен. Храм не падёт.</w:t>
+      </w:r>
+    </w:p>
+    <w:p>
+      <w:pPr>
+        <w:spacing w:line="240" w:lineRule="auto" w:after="0"/>
+        <w:jc w:val="left"/>
+        <w:widowControl w:val="0"/>
+        <w:bidi w:val="0"/>
+      </w:pPr>
+      <w:r>
+        <w:rPr>
+          <w:rFonts w:ascii="Arial" w:hAnsi="Arial" w:cs="Arial" w:eastAsia="Arial"/>
+          <w:b/>
+          <w:sz w:val="21"/>
+          <w:lang w:val="ru-RU"/>
+        </w:rPr>
+        <w:t>Шимон:</w:t>
+      </w:r>
+      <w:r>
+        <w:rPr>
+          <w:rFonts w:ascii="Arial" w:hAnsi="Arial" w:cs="Arial" w:eastAsia="Arial"/>
+          <w:sz w:val="21"/>
+          <w:lang w:val="ru-RU"/>
+        </w:rPr>
+        <w:t xml:space="preserve"> Наконец-то я с тобой согласен. Пока останется хотя бы один воин, римляне не войдут.</w:t>
+      </w:r>
+    </w:p>
+    <w:p>
+      <w:pPr>
+        <w:spacing w:line="240" w:lineRule="auto" w:after="0"/>
+        <w:jc w:val="left"/>
+        <w:widowControl w:val="0"/>
+        <w:bidi w:val="0"/>
+      </w:pPr>
+      <w:r>
+        <w:rPr>
+          <w:rFonts w:ascii="Arial" w:hAnsi="Arial" w:cs="Arial" w:eastAsia="Arial"/>
+          <w:b/>
+          <w:sz w:val="21"/>
+          <w:lang w:val="ru-RU"/>
+        </w:rPr>
+        <w:t>Йоханан:</w:t>
+      </w:r>
+      <w:r>
+        <w:rPr>
+          <w:rFonts w:ascii="Arial" w:hAnsi="Arial" w:cs="Arial" w:eastAsia="Arial"/>
+          <w:sz w:val="21"/>
+          <w:lang w:val="ru-RU"/>
+        </w:rPr>
+        <w:t xml:space="preserve"> Храм уже пал в сердцах людей. Пока ещё стоят только камни.</w:t>
+      </w:r>
+    </w:p>
+    <w:p>
+      <w:pPr>
+        <w:spacing w:line="240" w:lineRule="auto" w:after="0"/>
+        <w:jc w:val="left"/>
+        <w:widowControl w:val="0"/>
+        <w:bidi w:val="0"/>
+      </w:pPr>
+      <w:r>
+        <w:rPr>
+          <w:rFonts w:ascii="Arial" w:hAnsi="Arial" w:cs="Arial" w:eastAsia="Arial"/>
+          <w:b/>
+          <w:sz w:val="21"/>
+          <w:lang w:val="ru-RU"/>
+        </w:rPr>
+        <w:t>Цадок:</w:t>
+      </w:r>
+      <w:r>
+        <w:rPr>
+          <w:rFonts w:ascii="Arial" w:hAnsi="Arial" w:cs="Arial" w:eastAsia="Arial"/>
+          <w:sz w:val="21"/>
+          <w:lang w:val="ru-RU"/>
+        </w:rPr>
+        <w:t xml:space="preserve"> Ты говоришь так, потому что оставил жертвоприношения.</w:t>
+      </w:r>
+    </w:p>
+    <w:p>
+      <w:pPr>
+        <w:spacing w:line="240" w:lineRule="auto" w:after="0"/>
+        <w:jc w:val="left"/>
+        <w:widowControl w:val="0"/>
+        <w:bidi w:val="0"/>
+      </w:pPr>
+      <w:r>
+        <w:rPr>
+          <w:rFonts w:ascii="Arial" w:hAnsi="Arial" w:cs="Arial" w:eastAsia="Arial"/>
+          <w:b/>
+          <w:sz w:val="21"/>
+          <w:lang w:val="ru-RU"/>
+        </w:rPr>
+        <w:t>Йоханан:</w:t>
+      </w:r>
+      <w:r>
+        <w:rPr>
+          <w:rFonts w:ascii="Arial" w:hAnsi="Arial" w:cs="Arial" w:eastAsia="Arial"/>
+          <w:sz w:val="21"/>
+          <w:lang w:val="ru-RU"/>
+        </w:rPr>
+        <w:t xml:space="preserve"> Я не оставил Бога. Я оставил руководство, недостойное Храма.</w:t>
+      </w:r>
+    </w:p>
+    <w:p>
+      <w:pPr>
+        <w:spacing w:line="240" w:lineRule="auto" w:after="0"/>
+        <w:jc w:val="left"/>
+        <w:widowControl w:val="0"/>
+        <w:bidi w:val="0"/>
+      </w:pPr>
+      <w:r>
+        <w:rPr>
+          <w:rFonts w:ascii="Arial" w:hAnsi="Arial" w:cs="Arial" w:eastAsia="Arial"/>
+          <w:b/>
+          <w:sz w:val="21"/>
+          <w:lang w:val="ru-RU"/>
+        </w:rPr>
+        <w:t>Цадок:</w:t>
+      </w:r>
+      <w:r>
+        <w:rPr>
+          <w:rFonts w:ascii="Arial" w:hAnsi="Arial" w:cs="Arial" w:eastAsia="Arial"/>
+          <w:sz w:val="21"/>
+          <w:lang w:val="ru-RU"/>
+        </w:rPr>
+        <w:t xml:space="preserve"> Моя семья служит там поколениями. Мой отец приносил жертвы, до него — мой дед. Без Храма нет алтаря, нет первосвященника и нет центра народа.</w:t>
+      </w:r>
+    </w:p>
+    <w:p>
+      <w:pPr>
+        <w:spacing w:line="240" w:lineRule="auto" w:after="0"/>
+        <w:jc w:val="left"/>
+        <w:widowControl w:val="0"/>
+        <w:bidi w:val="0"/>
+      </w:pPr>
+      <w:r>
+        <w:rPr>
+          <w:rFonts w:ascii="Arial" w:hAnsi="Arial" w:cs="Arial" w:eastAsia="Arial"/>
+          <w:b/>
+          <w:sz w:val="21"/>
+          <w:lang w:val="ru-RU"/>
+        </w:rPr>
+        <w:t>Иегуда:</w:t>
+      </w:r>
+      <w:r>
+        <w:rPr>
+          <w:rFonts w:ascii="Arial" w:hAnsi="Arial" w:cs="Arial" w:eastAsia="Arial"/>
+          <w:sz w:val="21"/>
+          <w:lang w:val="ru-RU"/>
+        </w:rPr>
+        <w:t xml:space="preserve"> Во время Вавилонского изгнания народ жил без Храма и сохранил Тору. При необходимости мы сделаем это снова. Будем учиться в домах учения, молиться в общинах и передавать традицию детям.</w:t>
+      </w:r>
+    </w:p>
+    <w:p>
+      <w:pPr>
+        <w:spacing w:line="240" w:lineRule="auto" w:after="0"/>
+        <w:jc w:val="left"/>
+        <w:widowControl w:val="0"/>
+        <w:bidi w:val="0"/>
+      </w:pPr>
+      <w:r>
+        <w:rPr>
+          <w:rFonts w:ascii="Arial" w:hAnsi="Arial" w:cs="Arial" w:eastAsia="Arial"/>
+          <w:b/>
+          <w:sz w:val="21"/>
+          <w:lang w:val="ru-RU"/>
+        </w:rPr>
+        <w:t>Цадок:</w:t>
+      </w:r>
+      <w:r>
+        <w:rPr>
+          <w:rFonts w:ascii="Arial" w:hAnsi="Arial" w:cs="Arial" w:eastAsia="Arial"/>
+          <w:sz w:val="21"/>
+          <w:lang w:val="ru-RU"/>
+        </w:rPr>
+        <w:t xml:space="preserve"> И вы замените жертвы словами?</w:t>
+      </w:r>
+    </w:p>
+    <w:p>
+      <w:pPr>
+        <w:spacing w:line="240" w:lineRule="auto" w:after="0"/>
+        <w:jc w:val="left"/>
+        <w:widowControl w:val="0"/>
+        <w:bidi w:val="0"/>
+      </w:pPr>
+      <w:r>
+        <w:rPr>
+          <w:rFonts w:ascii="Arial" w:hAnsi="Arial" w:cs="Arial" w:eastAsia="Arial"/>
+          <w:b/>
+          <w:sz w:val="21"/>
+          <w:lang w:val="ru-RU"/>
+        </w:rPr>
+        <w:t>Иегуда:</w:t>
+      </w:r>
+      <w:r>
+        <w:rPr>
+          <w:rFonts w:ascii="Arial" w:hAnsi="Arial" w:cs="Arial" w:eastAsia="Arial"/>
+          <w:sz w:val="21"/>
+          <w:lang w:val="ru-RU"/>
+        </w:rPr>
+        <w:t xml:space="preserve"> Слова не заменяют Храм. Они позволяют сохранить народ, когда Храма нет.</w:t>
+      </w:r>
+    </w:p>
+    <w:p>
+      <w:pPr>
+        <w:spacing w:line="240" w:lineRule="auto" w:after="0"/>
+        <w:jc w:val="left"/>
+        <w:widowControl w:val="0"/>
+        <w:bidi w:val="0"/>
+      </w:pPr>
+      <w:r>
+        <w:rPr>
+          <w:rFonts w:ascii="Arial" w:hAnsi="Arial" w:cs="Arial" w:eastAsia="Arial"/>
+          <w:b/>
+          <w:sz w:val="21"/>
+          <w:lang w:val="ru-RU"/>
+        </w:rPr>
+        <w:t>Шимон:</w:t>
+      </w:r>
+      <w:r>
+        <w:rPr>
+          <w:rFonts w:ascii="Arial" w:hAnsi="Arial" w:cs="Arial" w:eastAsia="Arial"/>
+          <w:sz w:val="21"/>
+          <w:lang w:val="ru-RU"/>
+        </w:rPr>
+        <w:t xml:space="preserve"> Вы уже говорите так, будто мы проиграли. Мне не нужна религия, умеющая жить рядом с завоевателем. Я хочу свободный народ.</w:t>
+      </w:r>
+    </w:p>
+    <w:p>
+      <w:pPr>
+        <w:spacing w:line="240" w:lineRule="auto" w:after="0"/>
+        <w:jc w:val="left"/>
+        <w:widowControl w:val="0"/>
+        <w:bidi w:val="0"/>
+      </w:pPr>
+      <w:r>
+        <w:rPr>
+          <w:rFonts w:ascii="Arial" w:hAnsi="Arial" w:cs="Arial" w:eastAsia="Arial"/>
+          <w:b/>
+          <w:sz w:val="21"/>
+          <w:lang w:val="ru-RU"/>
+        </w:rPr>
+        <w:t>Иегуда:</w:t>
+      </w:r>
+      <w:r>
+        <w:rPr>
+          <w:rFonts w:ascii="Arial" w:hAnsi="Arial" w:cs="Arial" w:eastAsia="Arial"/>
+          <w:sz w:val="21"/>
+          <w:lang w:val="ru-RU"/>
+        </w:rPr>
+        <w:t xml:space="preserve"> А если война уничтожит народ, который ты хочешь освободить?</w:t>
+      </w:r>
+    </w:p>
+    <w:p>
+      <w:pPr>
+        <w:spacing w:line="240" w:lineRule="auto" w:after="0"/>
+        <w:jc w:val="left"/>
+        <w:widowControl w:val="0"/>
+        <w:bidi w:val="0"/>
+      </w:pPr>
+      <w:r>
+        <w:rPr>
+          <w:rFonts w:ascii="Arial" w:hAnsi="Arial" w:cs="Arial" w:eastAsia="Arial"/>
+          <w:b/>
+          <w:sz w:val="21"/>
+          <w:lang w:val="ru-RU"/>
+        </w:rPr>
+        <w:t>Шимон:</w:t>
+      </w:r>
+      <w:r>
+        <w:rPr>
+          <w:rFonts w:ascii="Arial" w:hAnsi="Arial" w:cs="Arial" w:eastAsia="Arial"/>
+          <w:sz w:val="21"/>
+          <w:lang w:val="ru-RU"/>
+        </w:rPr>
+        <w:t xml:space="preserve"> Моего брата распяли у дороги в Кесарию. Отец умер в тюрьме из-за налога, который не мог заплатить. Не проси меня поверить, что Рим пожалеет нас, если мы будем вежливо говорить.</w:t>
+      </w:r>
+    </w:p>
+    <w:p>
+      <w:pPr>
+        <w:spacing w:line="240" w:lineRule="auto" w:after="0"/>
+        <w:jc w:val="left"/>
+        <w:widowControl w:val="0"/>
+        <w:bidi w:val="0"/>
+      </w:pPr>
+      <w:r>
+        <w:rPr>
+          <w:rFonts w:ascii="Arial" w:hAnsi="Arial" w:cs="Arial" w:eastAsia="Arial"/>
+          <w:b/>
+          <w:sz w:val="21"/>
+          <w:lang w:val="ru-RU"/>
+        </w:rPr>
+        <w:t>Матитьягу:</w:t>
+      </w:r>
+      <w:r>
+        <w:rPr>
+          <w:rFonts w:ascii="Arial" w:hAnsi="Arial" w:cs="Arial" w:eastAsia="Arial"/>
+          <w:sz w:val="21"/>
+          <w:lang w:val="ru-RU"/>
+        </w:rPr>
+        <w:t xml:space="preserve"> Никто не просит тебя забыть. Но месть — не избавление.</w:t>
+      </w:r>
+    </w:p>
+    <w:p>
+      <w:pPr>
+        <w:spacing w:line="240" w:lineRule="auto" w:after="0"/>
+        <w:jc w:val="left"/>
+        <w:widowControl w:val="0"/>
+        <w:bidi w:val="0"/>
+      </w:pPr>
+      <w:r>
+        <w:rPr>
+          <w:rFonts w:ascii="Arial" w:hAnsi="Arial" w:cs="Arial" w:eastAsia="Arial"/>
+          <w:b/>
+          <w:sz w:val="21"/>
+          <w:lang w:val="ru-RU"/>
+        </w:rPr>
+        <w:t>Шимон:</w:t>
+      </w:r>
+      <w:r>
+        <w:rPr>
+          <w:rFonts w:ascii="Arial" w:hAnsi="Arial" w:cs="Arial" w:eastAsia="Arial"/>
+          <w:sz w:val="21"/>
+          <w:lang w:val="ru-RU"/>
+        </w:rPr>
+        <w:t xml:space="preserve"> А твой Мессия спас нас от Рима?</w:t>
+      </w:r>
+    </w:p>
+    <w:p>
+      <w:pPr>
+        <w:spacing w:line="240" w:lineRule="auto" w:after="0"/>
+        <w:jc w:val="left"/>
+        <w:widowControl w:val="0"/>
+        <w:bidi w:val="0"/>
+      </w:pPr>
+      <w:r>
+        <w:rPr>
+          <w:rFonts w:ascii="Arial" w:hAnsi="Arial" w:cs="Arial" w:eastAsia="Arial"/>
+          <w:b/>
+          <w:sz w:val="21"/>
+          <w:lang w:val="ru-RU"/>
+        </w:rPr>
+        <w:t>Матитьягу:</w:t>
+      </w:r>
+      <w:r>
+        <w:rPr>
+          <w:rFonts w:ascii="Arial" w:hAnsi="Arial" w:cs="Arial" w:eastAsia="Arial"/>
+          <w:sz w:val="21"/>
+          <w:lang w:val="ru-RU"/>
+        </w:rPr>
+        <w:t xml:space="preserve"> Иешуа не обещал армию. Он призывал людей вернуться к Богу, помогать бедным и прощать. Римляне убили его, но ученики верят, что смерть не победила его.</w:t>
+      </w:r>
+    </w:p>
+    <w:p>
+      <w:pPr>
+        <w:spacing w:line="240" w:lineRule="auto" w:after="0"/>
+        <w:jc w:val="left"/>
+        <w:widowControl w:val="0"/>
+        <w:bidi w:val="0"/>
+      </w:pPr>
+      <w:r>
+        <w:rPr>
+          <w:rFonts w:ascii="Arial" w:hAnsi="Arial" w:cs="Arial" w:eastAsia="Arial"/>
+          <w:b/>
+          <w:sz w:val="21"/>
+          <w:lang w:val="ru-RU"/>
+        </w:rPr>
+        <w:t>Цадок:</w:t>
+      </w:r>
+      <w:r>
+        <w:rPr>
+          <w:rFonts w:ascii="Arial" w:hAnsi="Arial" w:cs="Arial" w:eastAsia="Arial"/>
+          <w:sz w:val="21"/>
+          <w:lang w:val="ru-RU"/>
+        </w:rPr>
+        <w:t xml:space="preserve"> Мессия, умерший на кресте, — не царь Израиля.</w:t>
+      </w:r>
+    </w:p>
+    <w:p>
+      <w:pPr>
+        <w:spacing w:line="240" w:lineRule="auto" w:after="0"/>
+        <w:jc w:val="left"/>
+        <w:widowControl w:val="0"/>
+        <w:bidi w:val="0"/>
+      </w:pPr>
+      <w:r>
+        <w:rPr>
+          <w:rFonts w:ascii="Arial" w:hAnsi="Arial" w:cs="Arial" w:eastAsia="Arial"/>
+          <w:b/>
+          <w:sz w:val="21"/>
+          <w:lang w:val="ru-RU"/>
+        </w:rPr>
+        <w:t>Матитьягу:</w:t>
+      </w:r>
+      <w:r>
+        <w:rPr>
+          <w:rFonts w:ascii="Arial" w:hAnsi="Arial" w:cs="Arial" w:eastAsia="Arial"/>
+          <w:sz w:val="21"/>
+          <w:lang w:val="ru-RU"/>
+        </w:rPr>
+        <w:t xml:space="preserve"> Возможно, сила Мессии не похожа на силу земных царей.</w:t>
+      </w:r>
+    </w:p>
+    <w:p>
+      <w:pPr>
+        <w:spacing w:line="240" w:lineRule="auto" w:after="0"/>
+        <w:jc w:val="left"/>
+        <w:widowControl w:val="0"/>
+        <w:bidi w:val="0"/>
+      </w:pPr>
+      <w:r>
+        <w:rPr>
+          <w:rFonts w:ascii="Arial" w:hAnsi="Arial" w:cs="Arial" w:eastAsia="Arial"/>
+          <w:b/>
+          <w:sz w:val="21"/>
+          <w:lang w:val="ru-RU"/>
+        </w:rPr>
+        <w:t>Йоханан:</w:t>
+      </w:r>
+      <w:r>
+        <w:rPr>
+          <w:rFonts w:ascii="Arial" w:hAnsi="Arial" w:cs="Arial" w:eastAsia="Arial"/>
+          <w:sz w:val="21"/>
+          <w:lang w:val="ru-RU"/>
+        </w:rPr>
+        <w:t xml:space="preserve"> Мы тоже ожидаем Мессию и Божий суд. Но невозможно построить чистый мир внутри испорченного города.</w:t>
+      </w:r>
+    </w:p>
+    <w:p>
+      <w:pPr>
+        <w:spacing w:line="240" w:lineRule="auto" w:after="0"/>
+        <w:jc w:val="left"/>
+        <w:widowControl w:val="0"/>
+        <w:bidi w:val="0"/>
+      </w:pPr>
+      <w:r>
+        <w:rPr>
+          <w:rFonts w:ascii="Arial" w:hAnsi="Arial" w:cs="Arial" w:eastAsia="Arial"/>
+          <w:b/>
+          <w:sz w:val="21"/>
+          <w:lang w:val="ru-RU"/>
+        </w:rPr>
+        <w:t>Иегуда:</w:t>
+      </w:r>
+      <w:r>
+        <w:rPr>
+          <w:rFonts w:ascii="Arial" w:hAnsi="Arial" w:cs="Arial" w:eastAsia="Arial"/>
+          <w:sz w:val="21"/>
+          <w:lang w:val="ru-RU"/>
+        </w:rPr>
+        <w:t xml:space="preserve"> Если каждый чистый человек уйдёт в пустыню, кто останется учить город?</w:t>
+      </w:r>
+    </w:p>
+    <w:p>
+      <w:pPr>
+        <w:spacing w:line="240" w:lineRule="auto" w:after="0"/>
+        <w:jc w:val="left"/>
+        <w:widowControl w:val="0"/>
+        <w:bidi w:val="0"/>
+      </w:pPr>
+      <w:r>
+        <w:rPr>
+          <w:rFonts w:ascii="Arial" w:hAnsi="Arial" w:cs="Arial" w:eastAsia="Arial"/>
+          <w:b/>
+          <w:sz w:val="21"/>
+          <w:lang w:val="ru-RU"/>
+        </w:rPr>
+        <w:t>Йоханан:</w:t>
+      </w:r>
+      <w:r>
+        <w:rPr>
+          <w:rFonts w:ascii="Arial" w:hAnsi="Arial" w:cs="Arial" w:eastAsia="Arial"/>
+          <w:sz w:val="21"/>
+          <w:lang w:val="ru-RU"/>
+        </w:rPr>
+        <w:t xml:space="preserve"> Тот, кто готов пройти годы учёбы, очищения и дисциплины. Не каждый, кто говорит от имени Торы, действительно живёт по ней.</w:t>
+      </w:r>
+    </w:p>
+    <w:p>
+      <w:pPr>
+        <w:spacing w:line="240" w:lineRule="auto" w:after="0"/>
+        <w:jc w:val="left"/>
+        <w:widowControl w:val="0"/>
+        <w:bidi w:val="0"/>
+      </w:pPr>
+      <w:r>
+        <w:rPr>
+          <w:rFonts w:ascii="Arial" w:hAnsi="Arial" w:cs="Arial" w:eastAsia="Arial"/>
+          <w:b/>
+          <w:sz w:val="21"/>
+          <w:lang w:val="ru-RU"/>
+        </w:rPr>
+        <w:t>Шимон:</w:t>
+      </w:r>
+      <w:r>
+        <w:rPr>
+          <w:rFonts w:ascii="Arial" w:hAnsi="Arial" w:cs="Arial" w:eastAsia="Arial"/>
+          <w:sz w:val="21"/>
+          <w:lang w:val="ru-RU"/>
+        </w:rPr>
+        <w:t xml:space="preserve"> Пока вы проверяете, кто чист, римские солдаты строят осадные насыпи.</w:t>
+      </w:r>
+    </w:p>
+    <w:p>
+      <w:pPr>
+        <w:spacing w:line="240" w:lineRule="auto" w:after="0"/>
+        <w:jc w:val="left"/>
+        <w:widowControl w:val="0"/>
+        <w:bidi w:val="0"/>
+      </w:pPr>
+      <w:r>
+        <w:rPr>
+          <w:rFonts w:ascii="Arial" w:hAnsi="Arial" w:cs="Arial" w:eastAsia="Arial"/>
+          <w:b/>
+          <w:sz w:val="21"/>
+          <w:lang w:val="ru-RU"/>
+        </w:rPr>
+        <w:t>Цадок:</w:t>
+      </w:r>
+      <w:r>
+        <w:rPr>
+          <w:rFonts w:ascii="Arial" w:hAnsi="Arial" w:cs="Arial" w:eastAsia="Arial"/>
+          <w:sz w:val="21"/>
+          <w:lang w:val="ru-RU"/>
+        </w:rPr>
+        <w:t xml:space="preserve"> А пока ты воюешь, твои люди сжигают запасы и угрожают тем, кто говорит о мире.</w:t>
+      </w:r>
+    </w:p>
+    <w:p>
+      <w:pPr>
+        <w:spacing w:line="240" w:lineRule="auto" w:after="0"/>
+        <w:jc w:val="left"/>
+        <w:widowControl w:val="0"/>
+        <w:bidi w:val="0"/>
+      </w:pPr>
+      <w:r>
+        <w:rPr>
+          <w:rFonts w:ascii="Arial" w:hAnsi="Arial" w:cs="Arial" w:eastAsia="Arial"/>
+          <w:b/>
+          <w:sz w:val="21"/>
+          <w:lang w:val="ru-RU"/>
+        </w:rPr>
+        <w:t>Шимон:</w:t>
+      </w:r>
+      <w:r>
+        <w:rPr>
+          <w:rFonts w:ascii="Arial" w:hAnsi="Arial" w:cs="Arial" w:eastAsia="Arial"/>
+          <w:sz w:val="21"/>
+          <w:lang w:val="ru-RU"/>
+        </w:rPr>
+        <w:t xml:space="preserve"> Некоторые называют страх «миром».</w:t>
+      </w:r>
+    </w:p>
+    <w:p>
+      <w:pPr>
+        <w:spacing w:line="240" w:lineRule="auto" w:after="0"/>
+        <w:jc w:val="left"/>
+        <w:widowControl w:val="0"/>
+        <w:bidi w:val="0"/>
+      </w:pPr>
+      <w:r>
+        <w:rPr>
+          <w:rFonts w:ascii="Arial" w:hAnsi="Arial" w:cs="Arial" w:eastAsia="Arial"/>
+          <w:b/>
+          <w:sz w:val="21"/>
+          <w:lang w:val="ru-RU"/>
+        </w:rPr>
+        <w:t>Иегуда:</w:t>
+      </w:r>
+      <w:r>
+        <w:rPr>
+          <w:rFonts w:ascii="Arial" w:hAnsi="Arial" w:cs="Arial" w:eastAsia="Arial"/>
+          <w:sz w:val="21"/>
+          <w:lang w:val="ru-RU"/>
+        </w:rPr>
+        <w:t xml:space="preserve"> А некоторые называют катастрофу «мужеством».</w:t>
+      </w:r>
+    </w:p>
+    <w:p>
+      <w:pPr>
+        <w:spacing w:line="240" w:lineRule="auto" w:after="0"/>
+        <w:jc w:val="left"/>
+        <w:widowControl w:val="0"/>
+        <w:bidi w:val="0"/>
+      </w:pPr>
+      <w:r>
+        <w:rPr>
+          <w:rFonts w:ascii="Arial" w:hAnsi="Arial" w:cs="Arial" w:eastAsia="Arial"/>
+          <w:i/>
+          <w:sz w:val="21"/>
+          <w:lang w:val="ru-RU"/>
+        </w:rPr>
+        <w:t>(Шимон кладёт руку на меч. Матитьягу встаёт между ними.)</w:t>
+      </w:r>
+    </w:p>
+    <w:p>
+      <w:pPr>
+        <w:spacing w:line="240" w:lineRule="auto" w:after="0"/>
+        <w:jc w:val="left"/>
+        <w:widowControl w:val="0"/>
+        <w:bidi w:val="0"/>
+      </w:pPr>
+      <w:r>
+        <w:rPr>
+          <w:rFonts w:ascii="Arial" w:hAnsi="Arial" w:cs="Arial" w:eastAsia="Arial"/>
+          <w:b/>
+          <w:sz w:val="21"/>
+          <w:lang w:val="ru-RU"/>
+        </w:rPr>
+        <w:t>Матитьягу:</w:t>
+      </w:r>
+      <w:r>
+        <w:rPr>
+          <w:rFonts w:ascii="Arial" w:hAnsi="Arial" w:cs="Arial" w:eastAsia="Arial"/>
+          <w:sz w:val="21"/>
+          <w:lang w:val="ru-RU"/>
+        </w:rPr>
+        <w:t xml:space="preserve"> Элазар собрал нас не для того, чтобы мы продолжили здесь уличную войну.</w:t>
+      </w:r>
+    </w:p>
+    <w:p>
+      <w:pPr>
+        <w:spacing w:line="240" w:lineRule="auto" w:after="40" w:before="80"/>
+        <w:jc w:val="center"/>
+        <w:widowControl w:val="0"/>
+        <w:bidi w:val="0"/>
+      </w:pPr>
+      <w:r>
+        <w:rPr>
+          <w:rFonts w:ascii="Arial" w:hAnsi="Arial" w:cs="Arial" w:eastAsia="Arial"/>
+          <w:b/>
+          <w:sz w:val="22"/>
+          <w:lang w:val="ru-RU"/>
+        </w:rPr>
+        <w:t>СЦЕНА ТРЕТЬЯ — ВЫБОР</w:t>
+      </w:r>
+    </w:p>
+    <w:p>
+      <w:pPr>
+        <w:spacing w:line="240" w:lineRule="auto" w:after="0"/>
+        <w:jc w:val="left"/>
+        <w:widowControl w:val="0"/>
+        <w:bidi w:val="0"/>
+      </w:pPr>
+      <w:r>
+        <w:rPr>
+          <w:rFonts w:ascii="Arial" w:hAnsi="Arial" w:cs="Arial" w:eastAsia="Arial"/>
+          <w:i/>
+          <w:sz w:val="21"/>
+          <w:lang w:val="ru-RU"/>
+        </w:rPr>
+        <w:t>(Слышен звук шофара, а затем далёкие крики.)</w:t>
+      </w:r>
+    </w:p>
+    <w:p>
+      <w:pPr>
+        <w:spacing w:line="240" w:lineRule="auto" w:after="0"/>
+        <w:jc w:val="left"/>
+        <w:widowControl w:val="0"/>
+        <w:bidi w:val="0"/>
+      </w:pPr>
+      <w:r>
+        <w:rPr>
+          <w:rFonts w:ascii="Arial" w:hAnsi="Arial" w:cs="Arial" w:eastAsia="Arial"/>
+          <w:b/>
+          <w:sz w:val="21"/>
+          <w:lang w:val="ru-RU"/>
+        </w:rPr>
+        <w:t>Голос за сценой:</w:t>
+      </w:r>
+      <w:r>
+        <w:rPr>
+          <w:rFonts w:ascii="Arial" w:hAnsi="Arial" w:cs="Arial" w:eastAsia="Arial"/>
+          <w:sz w:val="21"/>
+          <w:lang w:val="ru-RU"/>
+        </w:rPr>
+        <w:t xml:space="preserve"> Римляне наступают! Все, кто способен держать оружие, — на стену!</w:t>
+      </w:r>
+    </w:p>
+    <w:p>
+      <w:pPr>
+        <w:spacing w:line="240" w:lineRule="auto" w:after="0"/>
+        <w:jc w:val="left"/>
+        <w:widowControl w:val="0"/>
+        <w:bidi w:val="0"/>
+      </w:pPr>
+      <w:r>
+        <w:rPr>
+          <w:rFonts w:ascii="Arial" w:hAnsi="Arial" w:cs="Arial" w:eastAsia="Arial"/>
+          <w:b/>
+          <w:sz w:val="21"/>
+          <w:lang w:val="ru-RU"/>
+        </w:rPr>
+        <w:t>Шимон:</w:t>
+      </w:r>
+      <w:r>
+        <w:rPr>
+          <w:rFonts w:ascii="Arial" w:hAnsi="Arial" w:cs="Arial" w:eastAsia="Arial"/>
+          <w:sz w:val="21"/>
+          <w:lang w:val="ru-RU"/>
+        </w:rPr>
+        <w:t xml:space="preserve"> Вот мой ответ. Даже если Храм падёт, они будут знать, что мы не отдали его без борьбы.</w:t>
+      </w:r>
+    </w:p>
+    <w:p>
+      <w:pPr>
+        <w:spacing w:line="240" w:lineRule="auto" w:after="0"/>
+        <w:jc w:val="left"/>
+        <w:widowControl w:val="0"/>
+        <w:bidi w:val="0"/>
+      </w:pPr>
+      <w:r>
+        <w:rPr>
+          <w:rFonts w:ascii="Arial" w:hAnsi="Arial" w:cs="Arial" w:eastAsia="Arial"/>
+          <w:b/>
+          <w:sz w:val="21"/>
+          <w:lang w:val="ru-RU"/>
+        </w:rPr>
+        <w:t>Иегуда:</w:t>
+      </w:r>
+      <w:r>
+        <w:rPr>
+          <w:rFonts w:ascii="Arial" w:hAnsi="Arial" w:cs="Arial" w:eastAsia="Arial"/>
+          <w:sz w:val="21"/>
+          <w:lang w:val="ru-RU"/>
+        </w:rPr>
+        <w:t xml:space="preserve"> А если ты погибнешь?</w:t>
+      </w:r>
+    </w:p>
+    <w:p>
+      <w:pPr>
+        <w:spacing w:line="240" w:lineRule="auto" w:after="0"/>
+        <w:jc w:val="left"/>
+        <w:widowControl w:val="0"/>
+        <w:bidi w:val="0"/>
+      </w:pPr>
+      <w:r>
+        <w:rPr>
+          <w:rFonts w:ascii="Arial" w:hAnsi="Arial" w:cs="Arial" w:eastAsia="Arial"/>
+          <w:b/>
+          <w:sz w:val="21"/>
+          <w:lang w:val="ru-RU"/>
+        </w:rPr>
+        <w:t>Шимон:</w:t>
+      </w:r>
+      <w:r>
+        <w:rPr>
+          <w:rFonts w:ascii="Arial" w:hAnsi="Arial" w:cs="Arial" w:eastAsia="Arial"/>
+          <w:sz w:val="21"/>
+          <w:lang w:val="ru-RU"/>
+        </w:rPr>
+        <w:t xml:space="preserve"> Тогда я умру свободным.</w:t>
+      </w:r>
+    </w:p>
+    <w:p>
+      <w:pPr>
+        <w:spacing w:line="240" w:lineRule="auto" w:after="0"/>
+        <w:jc w:val="left"/>
+        <w:widowControl w:val="0"/>
+        <w:bidi w:val="0"/>
+      </w:pPr>
+      <w:r>
+        <w:rPr>
+          <w:rFonts w:ascii="Arial" w:hAnsi="Arial" w:cs="Arial" w:eastAsia="Arial"/>
+          <w:i/>
+          <w:sz w:val="21"/>
+          <w:lang w:val="ru-RU"/>
+        </w:rPr>
+        <w:t>(Он собирается уйти.)</w:t>
+      </w:r>
+    </w:p>
+    <w:p>
+      <w:pPr>
+        <w:spacing w:line="240" w:lineRule="auto" w:after="0"/>
+        <w:jc w:val="left"/>
+        <w:widowControl w:val="0"/>
+        <w:bidi w:val="0"/>
+      </w:pPr>
+      <w:r>
+        <w:rPr>
+          <w:rFonts w:ascii="Arial" w:hAnsi="Arial" w:cs="Arial" w:eastAsia="Arial"/>
+          <w:b/>
+          <w:sz w:val="21"/>
+          <w:lang w:val="ru-RU"/>
+        </w:rPr>
+        <w:t>Матитьягу:</w:t>
+      </w:r>
+      <w:r>
+        <w:rPr>
+          <w:rFonts w:ascii="Arial" w:hAnsi="Arial" w:cs="Arial" w:eastAsia="Arial"/>
+          <w:sz w:val="21"/>
+          <w:lang w:val="ru-RU"/>
+        </w:rPr>
+        <w:t xml:space="preserve"> Шимон, возьми хлеб. Ты сегодня не ел.</w:t>
+      </w:r>
+    </w:p>
+    <w:p>
+      <w:pPr>
+        <w:spacing w:line="240" w:lineRule="auto" w:after="0"/>
+        <w:jc w:val="left"/>
+        <w:widowControl w:val="0"/>
+        <w:bidi w:val="0"/>
+      </w:pPr>
+      <w:r>
+        <w:rPr>
+          <w:rFonts w:ascii="Arial" w:hAnsi="Arial" w:cs="Arial" w:eastAsia="Arial"/>
+          <w:b/>
+          <w:sz w:val="21"/>
+          <w:lang w:val="ru-RU"/>
+        </w:rPr>
+        <w:t>Шимон:</w:t>
+      </w:r>
+      <w:r>
+        <w:rPr>
+          <w:rFonts w:ascii="Arial" w:hAnsi="Arial" w:cs="Arial" w:eastAsia="Arial"/>
+          <w:sz w:val="21"/>
+          <w:lang w:val="ru-RU"/>
+        </w:rPr>
+        <w:t xml:space="preserve"> Отдай его ребёнку.</w:t>
+      </w:r>
+    </w:p>
+    <w:p>
+      <w:pPr>
+        <w:spacing w:line="240" w:lineRule="auto" w:after="0"/>
+        <w:jc w:val="left"/>
+        <w:widowControl w:val="0"/>
+        <w:bidi w:val="0"/>
+      </w:pPr>
+      <w:r>
+        <w:rPr>
+          <w:rFonts w:ascii="Arial" w:hAnsi="Arial" w:cs="Arial" w:eastAsia="Arial"/>
+          <w:b/>
+          <w:sz w:val="21"/>
+          <w:lang w:val="ru-RU"/>
+        </w:rPr>
+        <w:t>Матитьягу:</w:t>
+      </w:r>
+      <w:r>
+        <w:rPr>
+          <w:rFonts w:ascii="Arial" w:hAnsi="Arial" w:cs="Arial" w:eastAsia="Arial"/>
+          <w:sz w:val="21"/>
+          <w:lang w:val="ru-RU"/>
+        </w:rPr>
+        <w:t xml:space="preserve"> Воин тоже человек.</w:t>
+      </w:r>
+    </w:p>
+    <w:p>
+      <w:pPr>
+        <w:spacing w:line="240" w:lineRule="auto" w:after="0"/>
+        <w:jc w:val="left"/>
+        <w:widowControl w:val="0"/>
+        <w:bidi w:val="0"/>
+      </w:pPr>
+      <w:r>
+        <w:rPr>
+          <w:rFonts w:ascii="Arial" w:hAnsi="Arial" w:cs="Arial" w:eastAsia="Arial"/>
+          <w:i/>
+          <w:sz w:val="21"/>
+          <w:lang w:val="ru-RU"/>
+        </w:rPr>
+        <w:t>(Шимон берёт маленький кусок и уходит.)</w:t>
+      </w:r>
+    </w:p>
+    <w:p>
+      <w:pPr>
+        <w:spacing w:line="240" w:lineRule="auto" w:after="0"/>
+        <w:jc w:val="left"/>
+        <w:widowControl w:val="0"/>
+        <w:bidi w:val="0"/>
+      </w:pPr>
+      <w:r>
+        <w:rPr>
+          <w:rFonts w:ascii="Arial" w:hAnsi="Arial" w:cs="Arial" w:eastAsia="Arial"/>
+          <w:b/>
+          <w:sz w:val="21"/>
+          <w:lang w:val="ru-RU"/>
+        </w:rPr>
+        <w:t>Цадок:</w:t>
+      </w:r>
+      <w:r>
+        <w:rPr>
+          <w:rFonts w:ascii="Arial" w:hAnsi="Arial" w:cs="Arial" w:eastAsia="Arial"/>
+          <w:sz w:val="21"/>
+          <w:lang w:val="ru-RU"/>
+        </w:rPr>
+        <w:t xml:space="preserve"> Я возвращаюсь в Храм. Если это его последний день, моё место там.</w:t>
+      </w:r>
+    </w:p>
+    <w:p>
+      <w:pPr>
+        <w:spacing w:line="240" w:lineRule="auto" w:after="0"/>
+        <w:jc w:val="left"/>
+        <w:widowControl w:val="0"/>
+        <w:bidi w:val="0"/>
+      </w:pPr>
+      <w:r>
+        <w:rPr>
+          <w:rFonts w:ascii="Arial" w:hAnsi="Arial" w:cs="Arial" w:eastAsia="Arial"/>
+          <w:b/>
+          <w:sz w:val="21"/>
+          <w:lang w:val="ru-RU"/>
+        </w:rPr>
+        <w:t>Йоханан:</w:t>
+      </w:r>
+      <w:r>
+        <w:rPr>
+          <w:rFonts w:ascii="Arial" w:hAnsi="Arial" w:cs="Arial" w:eastAsia="Arial"/>
+          <w:sz w:val="21"/>
+          <w:lang w:val="ru-RU"/>
+        </w:rPr>
+        <w:t xml:space="preserve"> Ты всё ещё веришь, что камни тебя спасут.</w:t>
+      </w:r>
+    </w:p>
+    <w:p>
+      <w:pPr>
+        <w:spacing w:line="240" w:lineRule="auto" w:after="0"/>
+        <w:jc w:val="left"/>
+        <w:widowControl w:val="0"/>
+        <w:bidi w:val="0"/>
+      </w:pPr>
+      <w:r>
+        <w:rPr>
+          <w:rFonts w:ascii="Arial" w:hAnsi="Arial" w:cs="Arial" w:eastAsia="Arial"/>
+          <w:b/>
+          <w:sz w:val="21"/>
+          <w:lang w:val="ru-RU"/>
+        </w:rPr>
+        <w:t>Цадок:</w:t>
+      </w:r>
+      <w:r>
+        <w:rPr>
+          <w:rFonts w:ascii="Arial" w:hAnsi="Arial" w:cs="Arial" w:eastAsia="Arial"/>
+          <w:sz w:val="21"/>
+          <w:lang w:val="ru-RU"/>
+        </w:rPr>
+        <w:t xml:space="preserve"> Не камни. Служение, память и союз, которые они представляют. Человек должен стоять там, где ему предназначено.</w:t>
+      </w:r>
+    </w:p>
+    <w:p>
+      <w:pPr>
+        <w:spacing w:line="240" w:lineRule="auto" w:after="0"/>
+        <w:jc w:val="left"/>
+        <w:widowControl w:val="0"/>
+        <w:bidi w:val="0"/>
+      </w:pPr>
+      <w:r>
+        <w:rPr>
+          <w:rFonts w:ascii="Arial" w:hAnsi="Arial" w:cs="Arial" w:eastAsia="Arial"/>
+          <w:i/>
+          <w:sz w:val="21"/>
+          <w:lang w:val="ru-RU"/>
+        </w:rPr>
+        <w:t>(Цадок смотрит на свиток Торы.)</w:t>
+      </w:r>
+    </w:p>
+    <w:p>
+      <w:pPr>
+        <w:spacing w:line="240" w:lineRule="auto" w:after="0"/>
+        <w:jc w:val="left"/>
+        <w:widowControl w:val="0"/>
+        <w:bidi w:val="0"/>
+      </w:pPr>
+      <w:r>
+        <w:rPr>
+          <w:rFonts w:ascii="Arial" w:hAnsi="Arial" w:cs="Arial" w:eastAsia="Arial"/>
+          <w:b/>
+          <w:sz w:val="21"/>
+          <w:lang w:val="ru-RU"/>
+        </w:rPr>
+        <w:t>Цадок:</w:t>
+      </w:r>
+      <w:r>
+        <w:rPr>
+          <w:rFonts w:ascii="Arial" w:hAnsi="Arial" w:cs="Arial" w:eastAsia="Arial"/>
+          <w:sz w:val="21"/>
+          <w:lang w:val="ru-RU"/>
+        </w:rPr>
+        <w:t xml:space="preserve"> Иегуда, возьми свиток. В Храме есть другие свитки. Если дорога откроется, вынеси его из города.</w:t>
+      </w:r>
+    </w:p>
+    <w:p>
+      <w:pPr>
+        <w:spacing w:line="240" w:lineRule="auto" w:after="0"/>
+        <w:jc w:val="left"/>
+        <w:widowControl w:val="0"/>
+        <w:bidi w:val="0"/>
+      </w:pPr>
+      <w:r>
+        <w:rPr>
+          <w:rFonts w:ascii="Arial" w:hAnsi="Arial" w:cs="Arial" w:eastAsia="Arial"/>
+          <w:b/>
+          <w:sz w:val="21"/>
+          <w:lang w:val="ru-RU"/>
+        </w:rPr>
+        <w:t>Иегуда:</w:t>
+      </w:r>
+      <w:r>
+        <w:rPr>
+          <w:rFonts w:ascii="Arial" w:hAnsi="Arial" w:cs="Arial" w:eastAsia="Arial"/>
+          <w:sz w:val="21"/>
+          <w:lang w:val="ru-RU"/>
+        </w:rPr>
+        <w:t xml:space="preserve"> Я не думал, что услышу это от тебя.</w:t>
+      </w:r>
+    </w:p>
+    <w:p>
+      <w:pPr>
+        <w:spacing w:line="240" w:lineRule="auto" w:after="0"/>
+        <w:jc w:val="left"/>
+        <w:widowControl w:val="0"/>
+        <w:bidi w:val="0"/>
+      </w:pPr>
+      <w:r>
+        <w:rPr>
+          <w:rFonts w:ascii="Arial" w:hAnsi="Arial" w:cs="Arial" w:eastAsia="Arial"/>
+          <w:b/>
+          <w:sz w:val="21"/>
+          <w:lang w:val="ru-RU"/>
+        </w:rPr>
+        <w:t>Цадок:</w:t>
+      </w:r>
+      <w:r>
+        <w:rPr>
+          <w:rFonts w:ascii="Arial" w:hAnsi="Arial" w:cs="Arial" w:eastAsia="Arial"/>
+          <w:sz w:val="21"/>
+          <w:lang w:val="ru-RU"/>
+        </w:rPr>
+        <w:t xml:space="preserve"> Не ошибайся. Я не принимаю ваши традиции. Но живой свиток Торы лучше сгоревшего.</w:t>
+      </w:r>
+    </w:p>
+    <w:p>
+      <w:pPr>
+        <w:spacing w:line="240" w:lineRule="auto" w:after="0"/>
+        <w:jc w:val="left"/>
+        <w:widowControl w:val="0"/>
+        <w:bidi w:val="0"/>
+      </w:pPr>
+      <w:r>
+        <w:rPr>
+          <w:rFonts w:ascii="Arial" w:hAnsi="Arial" w:cs="Arial" w:eastAsia="Arial"/>
+          <w:i/>
+          <w:sz w:val="21"/>
+          <w:lang w:val="ru-RU"/>
+        </w:rPr>
+        <w:t>(Цадок уходит.)</w:t>
+      </w:r>
+    </w:p>
+    <w:p>
+      <w:pPr>
+        <w:spacing w:line="240" w:lineRule="auto" w:after="0"/>
+        <w:jc w:val="left"/>
+        <w:widowControl w:val="0"/>
+        <w:bidi w:val="0"/>
+      </w:pPr>
+      <w:r>
+        <w:rPr>
+          <w:rFonts w:ascii="Arial" w:hAnsi="Arial" w:cs="Arial" w:eastAsia="Arial"/>
+          <w:b/>
+          <w:sz w:val="21"/>
+          <w:lang w:val="ru-RU"/>
+        </w:rPr>
+        <w:t>Йоханан:</w:t>
+      </w:r>
+      <w:r>
+        <w:rPr>
+          <w:rFonts w:ascii="Arial" w:hAnsi="Arial" w:cs="Arial" w:eastAsia="Arial"/>
+          <w:sz w:val="21"/>
+          <w:lang w:val="ru-RU"/>
+        </w:rPr>
+        <w:t xml:space="preserve"> В одном учитель был прав. Каждый из нас уверен, что сохраняет Израиль, и каждый считает остальных угрозой.</w:t>
+      </w:r>
+    </w:p>
+    <w:p>
+      <w:pPr>
+        <w:spacing w:line="240" w:lineRule="auto" w:after="0"/>
+        <w:jc w:val="left"/>
+        <w:widowControl w:val="0"/>
+        <w:bidi w:val="0"/>
+      </w:pPr>
+      <w:r>
+        <w:rPr>
+          <w:rFonts w:ascii="Arial" w:hAnsi="Arial" w:cs="Arial" w:eastAsia="Arial"/>
+          <w:b/>
+          <w:sz w:val="21"/>
+          <w:lang w:val="ru-RU"/>
+        </w:rPr>
+        <w:t>Иегуда:</w:t>
+      </w:r>
+      <w:r>
+        <w:rPr>
+          <w:rFonts w:ascii="Arial" w:hAnsi="Arial" w:cs="Arial" w:eastAsia="Arial"/>
+          <w:sz w:val="21"/>
+          <w:lang w:val="ru-RU"/>
+        </w:rPr>
+        <w:t xml:space="preserve"> Возможно, учитель хотел, чтобы мы вслух сказали, что именно каждый из нас пытается спасти.</w:t>
+      </w:r>
+    </w:p>
+    <w:p>
+      <w:pPr>
+        <w:spacing w:line="240" w:lineRule="auto" w:after="0"/>
+        <w:jc w:val="left"/>
+        <w:widowControl w:val="0"/>
+        <w:bidi w:val="0"/>
+      </w:pPr>
+      <w:r>
+        <w:rPr>
+          <w:rFonts w:ascii="Arial" w:hAnsi="Arial" w:cs="Arial" w:eastAsia="Arial"/>
+          <w:b/>
+          <w:sz w:val="21"/>
+          <w:lang w:val="ru-RU"/>
+        </w:rPr>
+        <w:t>Йоханан:</w:t>
+      </w:r>
+      <w:r>
+        <w:rPr>
+          <w:rFonts w:ascii="Arial" w:hAnsi="Arial" w:cs="Arial" w:eastAsia="Arial"/>
+          <w:sz w:val="21"/>
+          <w:lang w:val="ru-RU"/>
+        </w:rPr>
+        <w:t xml:space="preserve"> Я пытаюсь спасти святость. Наша община возникла потому, что мы не могли принять священников и руководителей, соединивших служение Богу с деньгами и властью. Мы ушли из Иерусалима, но не ушли из Израиля.</w:t>
+      </w:r>
+    </w:p>
+    <w:p>
+      <w:pPr>
+        <w:spacing w:line="240" w:lineRule="auto" w:after="0"/>
+        <w:jc w:val="left"/>
+        <w:widowControl w:val="0"/>
+        <w:bidi w:val="0"/>
+      </w:pPr>
+      <w:r>
+        <w:rPr>
+          <w:rFonts w:ascii="Arial" w:hAnsi="Arial" w:cs="Arial" w:eastAsia="Arial"/>
+          <w:b/>
+          <w:sz w:val="21"/>
+          <w:lang w:val="ru-RU"/>
+        </w:rPr>
+        <w:t>Иегуда:</w:t>
+      </w:r>
+      <w:r>
+        <w:rPr>
+          <w:rFonts w:ascii="Arial" w:hAnsi="Arial" w:cs="Arial" w:eastAsia="Arial"/>
+          <w:sz w:val="21"/>
+          <w:lang w:val="ru-RU"/>
+        </w:rPr>
+        <w:t xml:space="preserve"> Но если вместе останется лишь небольшое число чистых людей, что будет с большинством народа?</w:t>
+      </w:r>
+    </w:p>
+    <w:p>
+      <w:pPr>
+        <w:spacing w:line="240" w:lineRule="auto" w:after="0"/>
+        <w:jc w:val="left"/>
+        <w:widowControl w:val="0"/>
+        <w:bidi w:val="0"/>
+      </w:pPr>
+      <w:r>
+        <w:rPr>
+          <w:rFonts w:ascii="Arial" w:hAnsi="Arial" w:cs="Arial" w:eastAsia="Arial"/>
+          <w:b/>
+          <w:sz w:val="21"/>
+          <w:lang w:val="ru-RU"/>
+        </w:rPr>
+        <w:t>Йоханан:</w:t>
+      </w:r>
+      <w:r>
+        <w:rPr>
+          <w:rFonts w:ascii="Arial" w:hAnsi="Arial" w:cs="Arial" w:eastAsia="Arial"/>
+          <w:sz w:val="21"/>
+          <w:lang w:val="ru-RU"/>
+        </w:rPr>
+        <w:t xml:space="preserve"> Этот вопрос преследует меня с тех пор, как я пришёл сюда. В пустыне легче отделить чистое от нечистого. В городе я вижу голод, страх и людей, у которых нет времени проходить годы подготовки.</w:t>
+      </w:r>
+    </w:p>
+    <w:p>
+      <w:pPr>
+        <w:spacing w:line="240" w:lineRule="auto" w:after="0"/>
+        <w:jc w:val="left"/>
+        <w:widowControl w:val="0"/>
+        <w:bidi w:val="0"/>
+      </w:pPr>
+      <w:r>
+        <w:rPr>
+          <w:rFonts w:ascii="Arial" w:hAnsi="Arial" w:cs="Arial" w:eastAsia="Arial"/>
+          <w:b/>
+          <w:sz w:val="21"/>
+          <w:lang w:val="ru-RU"/>
+        </w:rPr>
+        <w:t>Матитьягу:</w:t>
+      </w:r>
+      <w:r>
+        <w:rPr>
+          <w:rFonts w:ascii="Arial" w:hAnsi="Arial" w:cs="Arial" w:eastAsia="Arial"/>
+          <w:sz w:val="21"/>
+          <w:lang w:val="ru-RU"/>
+        </w:rPr>
+        <w:t xml:space="preserve"> Поэтому я остаюсь среди людей. В наших общинах мы вместе преломляем хлеб, помогаем вдовам и бедным и рассказываем об Иешуа. Но и мы уже спорим: должен ли нееврей принять обрезание и соблюдать все заповеди, чтобы присоединиться к нам?</w:t>
+      </w:r>
+    </w:p>
+    <w:p>
+      <w:pPr>
+        <w:spacing w:line="240" w:lineRule="auto" w:after="0"/>
+        <w:jc w:val="left"/>
+        <w:widowControl w:val="0"/>
+        <w:bidi w:val="0"/>
+      </w:pPr>
+      <w:r>
+        <w:rPr>
+          <w:rFonts w:ascii="Arial" w:hAnsi="Arial" w:cs="Arial" w:eastAsia="Arial"/>
+          <w:b/>
+          <w:sz w:val="21"/>
+          <w:lang w:val="ru-RU"/>
+        </w:rPr>
+        <w:t>Иегуда:</w:t>
+      </w:r>
+      <w:r>
+        <w:rPr>
+          <w:rFonts w:ascii="Arial" w:hAnsi="Arial" w:cs="Arial" w:eastAsia="Arial"/>
+          <w:sz w:val="21"/>
+          <w:lang w:val="ru-RU"/>
+        </w:rPr>
+        <w:t xml:space="preserve"> И что думаешь ты?</w:t>
+      </w:r>
+    </w:p>
+    <w:p>
+      <w:pPr>
+        <w:spacing w:line="240" w:lineRule="auto" w:after="0"/>
+        <w:jc w:val="left"/>
+        <w:widowControl w:val="0"/>
+        <w:bidi w:val="0"/>
+      </w:pPr>
+      <w:r>
+        <w:rPr>
+          <w:rFonts w:ascii="Arial" w:hAnsi="Arial" w:cs="Arial" w:eastAsia="Arial"/>
+          <w:b/>
+          <w:sz w:val="21"/>
+          <w:lang w:val="ru-RU"/>
+        </w:rPr>
+        <w:t>Матитьягу:</w:t>
+      </w:r>
+      <w:r>
+        <w:rPr>
+          <w:rFonts w:ascii="Arial" w:hAnsi="Arial" w:cs="Arial" w:eastAsia="Arial"/>
+          <w:sz w:val="21"/>
+          <w:lang w:val="ru-RU"/>
+        </w:rPr>
+        <w:t xml:space="preserve"> Я думаю, что нельзя сначала требовать от народов стать евреями. Но я не хочу, чтобы евреи нашего движения забыли, откуда оно возникло. Иешуа жил как еврей, молился в Иерусалиме и обращался к сынам Израиля.</w:t>
+      </w:r>
+    </w:p>
+    <w:p>
+      <w:pPr>
+        <w:spacing w:line="240" w:lineRule="auto" w:after="0"/>
+        <w:jc w:val="left"/>
+        <w:widowControl w:val="0"/>
+        <w:bidi w:val="0"/>
+      </w:pPr>
+      <w:r>
+        <w:rPr>
+          <w:rFonts w:ascii="Arial" w:hAnsi="Arial" w:cs="Arial" w:eastAsia="Arial"/>
+          <w:b/>
+          <w:sz w:val="21"/>
+          <w:lang w:val="ru-RU"/>
+        </w:rPr>
+        <w:t>Йоханан:</w:t>
+      </w:r>
+      <w:r>
+        <w:rPr>
+          <w:rFonts w:ascii="Arial" w:hAnsi="Arial" w:cs="Arial" w:eastAsia="Arial"/>
+          <w:sz w:val="21"/>
+          <w:lang w:val="ru-RU"/>
+        </w:rPr>
+        <w:t xml:space="preserve"> Если вы откроете двери всем народам, однажды их может стать больше, чем вас. Кто тогда вспомнит, что движение началось здесь?</w:t>
+      </w:r>
+    </w:p>
+    <w:p>
+      <w:pPr>
+        <w:spacing w:line="240" w:lineRule="auto" w:after="0"/>
+        <w:jc w:val="left"/>
+        <w:widowControl w:val="0"/>
+        <w:bidi w:val="0"/>
+      </w:pPr>
+      <w:r>
+        <w:rPr>
+          <w:rFonts w:ascii="Arial" w:hAnsi="Arial" w:cs="Arial" w:eastAsia="Arial"/>
+          <w:b/>
+          <w:sz w:val="21"/>
+          <w:lang w:val="ru-RU"/>
+        </w:rPr>
+        <w:t>Матитьягу:</w:t>
+      </w:r>
+      <w:r>
+        <w:rPr>
+          <w:rFonts w:ascii="Arial" w:hAnsi="Arial" w:cs="Arial" w:eastAsia="Arial"/>
+          <w:sz w:val="21"/>
+          <w:lang w:val="ru-RU"/>
+        </w:rPr>
+        <w:t xml:space="preserve"> Я не знаю. Возможно, в этом наша опасность. Каждый путь способен спасти одно и потерять другое.</w:t>
+      </w:r>
+    </w:p>
+    <w:p>
+      <w:pPr>
+        <w:spacing w:line="240" w:lineRule="auto" w:after="0"/>
+        <w:jc w:val="left"/>
+        <w:widowControl w:val="0"/>
+        <w:bidi w:val="0"/>
+      </w:pPr>
+      <w:r>
+        <w:rPr>
+          <w:rFonts w:ascii="Arial" w:hAnsi="Arial" w:cs="Arial" w:eastAsia="Arial"/>
+          <w:b/>
+          <w:sz w:val="21"/>
+          <w:lang w:val="ru-RU"/>
+        </w:rPr>
+        <w:t>Иегуда:</w:t>
+      </w:r>
+      <w:r>
+        <w:rPr>
+          <w:rFonts w:ascii="Arial" w:hAnsi="Arial" w:cs="Arial" w:eastAsia="Arial"/>
+          <w:sz w:val="21"/>
+          <w:lang w:val="ru-RU"/>
+        </w:rPr>
+        <w:t xml:space="preserve"> И мой путь тоже не гарантирован. Мы говорим, что Устная Тора может приспосабливать жизнь к новым обстоятельствам. Но если каждое поколение будет толковать по собственному желанию, люди могут забыть, где началось толкование.</w:t>
+      </w:r>
+    </w:p>
+    <w:p>
+      <w:pPr>
+        <w:spacing w:line="240" w:lineRule="auto" w:after="0"/>
+        <w:jc w:val="left"/>
+        <w:widowControl w:val="0"/>
+        <w:bidi w:val="0"/>
+      </w:pPr>
+      <w:r>
+        <w:rPr>
+          <w:rFonts w:ascii="Arial" w:hAnsi="Arial" w:cs="Arial" w:eastAsia="Arial"/>
+          <w:b/>
+          <w:sz w:val="21"/>
+          <w:lang w:val="ru-RU"/>
+        </w:rPr>
+        <w:t>Йоханан:</w:t>
+      </w:r>
+      <w:r>
+        <w:rPr>
+          <w:rFonts w:ascii="Arial" w:hAnsi="Arial" w:cs="Arial" w:eastAsia="Arial"/>
+          <w:sz w:val="21"/>
+          <w:lang w:val="ru-RU"/>
+        </w:rPr>
+        <w:t xml:space="preserve"> Поэтому вам необходимы и память, и спор.</w:t>
+      </w:r>
+    </w:p>
+    <w:p>
+      <w:pPr>
+        <w:spacing w:line="240" w:lineRule="auto" w:after="0"/>
+        <w:jc w:val="left"/>
+        <w:widowControl w:val="0"/>
+        <w:bidi w:val="0"/>
+      </w:pPr>
+      <w:r>
+        <w:rPr>
+          <w:rFonts w:ascii="Arial" w:hAnsi="Arial" w:cs="Arial" w:eastAsia="Arial"/>
+          <w:b/>
+          <w:sz w:val="21"/>
+          <w:lang w:val="ru-RU"/>
+        </w:rPr>
+        <w:t>Иегуда:</w:t>
+      </w:r>
+      <w:r>
+        <w:rPr>
+          <w:rFonts w:ascii="Arial" w:hAnsi="Arial" w:cs="Arial" w:eastAsia="Arial"/>
+          <w:sz w:val="21"/>
+          <w:lang w:val="ru-RU"/>
+        </w:rPr>
+        <w:t xml:space="preserve"> Да. В доме учения разногласие не всегда означает раскол. Иногда это способ проверить мысль и сохранить Тору живой.</w:t>
+      </w:r>
+    </w:p>
+    <w:p>
+      <w:pPr>
+        <w:spacing w:line="240" w:lineRule="auto" w:after="0"/>
+        <w:jc w:val="left"/>
+        <w:widowControl w:val="0"/>
+        <w:bidi w:val="0"/>
+      </w:pPr>
+      <w:r>
+        <w:rPr>
+          <w:rFonts w:ascii="Arial" w:hAnsi="Arial" w:cs="Arial" w:eastAsia="Arial"/>
+          <w:b/>
+          <w:sz w:val="21"/>
+          <w:lang w:val="ru-RU"/>
+        </w:rPr>
+        <w:t>Матитьягу:</w:t>
+      </w:r>
+      <w:r>
+        <w:rPr>
+          <w:rFonts w:ascii="Arial" w:hAnsi="Arial" w:cs="Arial" w:eastAsia="Arial"/>
+          <w:sz w:val="21"/>
+          <w:lang w:val="ru-RU"/>
+        </w:rPr>
+        <w:t xml:space="preserve"> Может быть, это единственное, что объединяет нас пятерых. Никто не готов отказаться от Израиля, но каждый придаёт этому слову своё значение.</w:t>
+      </w:r>
+    </w:p>
+    <w:p>
+      <w:pPr>
+        <w:spacing w:line="240" w:lineRule="auto" w:after="0"/>
+        <w:jc w:val="left"/>
+        <w:widowControl w:val="0"/>
+        <w:bidi w:val="0"/>
+      </w:pPr>
+      <w:r>
+        <w:rPr>
+          <w:rFonts w:ascii="Arial" w:hAnsi="Arial" w:cs="Arial" w:eastAsia="Arial"/>
+          <w:b/>
+          <w:sz w:val="21"/>
+          <w:lang w:val="ru-RU"/>
+        </w:rPr>
+        <w:t>Йоханан:</w:t>
+      </w:r>
+      <w:r>
+        <w:rPr>
+          <w:rFonts w:ascii="Arial" w:hAnsi="Arial" w:cs="Arial" w:eastAsia="Arial"/>
+          <w:sz w:val="21"/>
+          <w:lang w:val="ru-RU"/>
+        </w:rPr>
+        <w:t xml:space="preserve"> Для Цадока Израиль стоит перед алтарём. Для Шимона — на городской стене.</w:t>
+      </w:r>
+    </w:p>
+    <w:p>
+      <w:pPr>
+        <w:spacing w:line="240" w:lineRule="auto" w:after="0"/>
+        <w:jc w:val="left"/>
+        <w:widowControl w:val="0"/>
+        <w:bidi w:val="0"/>
+      </w:pPr>
+      <w:r>
+        <w:rPr>
+          <w:rFonts w:ascii="Arial" w:hAnsi="Arial" w:cs="Arial" w:eastAsia="Arial"/>
+          <w:b/>
+          <w:sz w:val="21"/>
+          <w:lang w:val="ru-RU"/>
+        </w:rPr>
+        <w:t>Иегуда:</w:t>
+      </w:r>
+      <w:r>
+        <w:rPr>
+          <w:rFonts w:ascii="Arial" w:hAnsi="Arial" w:cs="Arial" w:eastAsia="Arial"/>
+          <w:sz w:val="21"/>
+          <w:lang w:val="ru-RU"/>
+        </w:rPr>
+        <w:t xml:space="preserve"> Для тебя он в пустыне, внутри чистой общины.</w:t>
+      </w:r>
+    </w:p>
+    <w:p>
+      <w:pPr>
+        <w:spacing w:line="240" w:lineRule="auto" w:after="0"/>
+        <w:jc w:val="left"/>
+        <w:widowControl w:val="0"/>
+        <w:bidi w:val="0"/>
+      </w:pPr>
+      <w:r>
+        <w:rPr>
+          <w:rFonts w:ascii="Arial" w:hAnsi="Arial" w:cs="Arial" w:eastAsia="Arial"/>
+          <w:b/>
+          <w:sz w:val="21"/>
+          <w:lang w:val="ru-RU"/>
+        </w:rPr>
+        <w:t>Матитьягу:</w:t>
+      </w:r>
+      <w:r>
+        <w:rPr>
+          <w:rFonts w:ascii="Arial" w:hAnsi="Arial" w:cs="Arial" w:eastAsia="Arial"/>
+          <w:sz w:val="21"/>
+          <w:lang w:val="ru-RU"/>
+        </w:rPr>
+        <w:t xml:space="preserve"> Для меня он рядом со страдающим человеком.</w:t>
+      </w:r>
+    </w:p>
+    <w:p>
+      <w:pPr>
+        <w:spacing w:line="240" w:lineRule="auto" w:after="0"/>
+        <w:jc w:val="left"/>
+        <w:widowControl w:val="0"/>
+        <w:bidi w:val="0"/>
+      </w:pPr>
+      <w:r>
+        <w:rPr>
+          <w:rFonts w:ascii="Arial" w:hAnsi="Arial" w:cs="Arial" w:eastAsia="Arial"/>
+          <w:b/>
+          <w:sz w:val="21"/>
+          <w:lang w:val="ru-RU"/>
+        </w:rPr>
+        <w:t>Йоханан:</w:t>
+      </w:r>
+      <w:r>
+        <w:rPr>
+          <w:rFonts w:ascii="Arial" w:hAnsi="Arial" w:cs="Arial" w:eastAsia="Arial"/>
+          <w:sz w:val="21"/>
+          <w:lang w:val="ru-RU"/>
+        </w:rPr>
+        <w:t xml:space="preserve"> А для тебя?</w:t>
+      </w:r>
+    </w:p>
+    <w:p>
+      <w:pPr>
+        <w:spacing w:line="240" w:lineRule="auto" w:after="0"/>
+        <w:jc w:val="left"/>
+        <w:widowControl w:val="0"/>
+        <w:bidi w:val="0"/>
+      </w:pPr>
+      <w:r>
+        <w:rPr>
+          <w:rFonts w:ascii="Arial" w:hAnsi="Arial" w:cs="Arial" w:eastAsia="Arial"/>
+          <w:b/>
+          <w:sz w:val="21"/>
+          <w:lang w:val="ru-RU"/>
+        </w:rPr>
+        <w:t>Иегуда:</w:t>
+      </w:r>
+      <w:r>
+        <w:rPr>
+          <w:rFonts w:ascii="Arial" w:hAnsi="Arial" w:cs="Arial" w:eastAsia="Arial"/>
+          <w:sz w:val="21"/>
+          <w:lang w:val="ru-RU"/>
+        </w:rPr>
+        <w:t xml:space="preserve"> Везде, где человек открывает Тору и спрашивает, как жить по ней.</w:t>
+      </w:r>
+    </w:p>
+    <w:p>
+      <w:pPr>
+        <w:spacing w:line="240" w:lineRule="auto" w:after="0"/>
+        <w:jc w:val="left"/>
+        <w:widowControl w:val="0"/>
+        <w:bidi w:val="0"/>
+      </w:pPr>
+      <w:r>
+        <w:rPr>
+          <w:rFonts w:ascii="Arial" w:hAnsi="Arial" w:cs="Arial" w:eastAsia="Arial"/>
+          <w:i/>
+          <w:sz w:val="21"/>
+          <w:lang w:val="ru-RU"/>
+        </w:rPr>
+        <w:t>(Все трое смотрят на двери, через которые вышли Шимон и Цадок.)</w:t>
+      </w:r>
+    </w:p>
+    <w:p>
+      <w:pPr>
+        <w:spacing w:line="240" w:lineRule="auto" w:after="0"/>
+        <w:jc w:val="left"/>
+        <w:widowControl w:val="0"/>
+        <w:bidi w:val="0"/>
+      </w:pPr>
+      <w:r>
+        <w:rPr>
+          <w:rFonts w:ascii="Arial" w:hAnsi="Arial" w:cs="Arial" w:eastAsia="Arial"/>
+          <w:b/>
+          <w:sz w:val="21"/>
+          <w:lang w:val="ru-RU"/>
+        </w:rPr>
+        <w:t>Матитьягу:</w:t>
+      </w:r>
+      <w:r>
+        <w:rPr>
+          <w:rFonts w:ascii="Arial" w:hAnsi="Arial" w:cs="Arial" w:eastAsia="Arial"/>
+          <w:sz w:val="21"/>
+          <w:lang w:val="ru-RU"/>
+        </w:rPr>
+        <w:t xml:space="preserve"> Возможно, после этой ночи ни один из наших путей не останется прежним.</w:t>
+      </w:r>
+    </w:p>
+    <w:p>
+      <w:pPr>
+        <w:spacing w:line="240" w:lineRule="auto" w:after="0"/>
+        <w:jc w:val="left"/>
+        <w:widowControl w:val="0"/>
+        <w:bidi w:val="0"/>
+      </w:pPr>
+      <w:r>
+        <w:rPr>
+          <w:rFonts w:ascii="Arial" w:hAnsi="Arial" w:cs="Arial" w:eastAsia="Arial"/>
+          <w:b/>
+          <w:sz w:val="21"/>
+          <w:lang w:val="ru-RU"/>
+        </w:rPr>
+        <w:t>Иегуда:</w:t>
+      </w:r>
+      <w:r>
+        <w:rPr>
+          <w:rFonts w:ascii="Arial" w:hAnsi="Arial" w:cs="Arial" w:eastAsia="Arial"/>
+          <w:sz w:val="21"/>
+          <w:lang w:val="ru-RU"/>
+        </w:rPr>
+        <w:t xml:space="preserve"> Но если мы выживем, нам придётся рассказать и о путях, которые не выжили.</w:t>
+      </w:r>
+    </w:p>
+    <w:p>
+      <w:pPr>
+        <w:spacing w:line="240" w:lineRule="auto" w:after="0"/>
+        <w:jc w:val="left"/>
+        <w:widowControl w:val="0"/>
+        <w:bidi w:val="0"/>
+      </w:pPr>
+      <w:r>
+        <w:rPr>
+          <w:rFonts w:ascii="Arial" w:hAnsi="Arial" w:cs="Arial" w:eastAsia="Arial"/>
+          <w:b/>
+          <w:sz w:val="21"/>
+          <w:lang w:val="ru-RU"/>
+        </w:rPr>
+        <w:t>Иегуда:</w:t>
+      </w:r>
+      <w:r>
+        <w:rPr>
+          <w:rFonts w:ascii="Arial" w:hAnsi="Arial" w:cs="Arial" w:eastAsia="Arial"/>
+          <w:sz w:val="21"/>
+          <w:lang w:val="ru-RU"/>
+        </w:rPr>
+        <w:t xml:space="preserve"> А что сделаешь ты?</w:t>
+      </w:r>
+    </w:p>
+    <w:p>
+      <w:pPr>
+        <w:spacing w:line="240" w:lineRule="auto" w:after="0"/>
+        <w:jc w:val="left"/>
+        <w:widowControl w:val="0"/>
+        <w:bidi w:val="0"/>
+      </w:pPr>
+      <w:r>
+        <w:rPr>
+          <w:rFonts w:ascii="Arial" w:hAnsi="Arial" w:cs="Arial" w:eastAsia="Arial"/>
+          <w:b/>
+          <w:sz w:val="21"/>
+          <w:lang w:val="ru-RU"/>
+        </w:rPr>
+        <w:t>Йоханан:</w:t>
+      </w:r>
+      <w:r>
+        <w:rPr>
+          <w:rFonts w:ascii="Arial" w:hAnsi="Arial" w:cs="Arial" w:eastAsia="Arial"/>
+          <w:sz w:val="21"/>
+          <w:lang w:val="ru-RU"/>
+        </w:rPr>
+        <w:t xml:space="preserve"> Мою общину в пустыне разорили римляне. Я попытаюсь добраться до оставшихся братьев и спрятать наши рукописи. Может быть, однажды кто-нибудь прочитает их и узнает, что не все евреи думали одинаково.</w:t>
+      </w:r>
+    </w:p>
+    <w:p>
+      <w:pPr>
+        <w:spacing w:line="240" w:lineRule="auto" w:after="0"/>
+        <w:jc w:val="left"/>
+        <w:widowControl w:val="0"/>
+        <w:bidi w:val="0"/>
+      </w:pPr>
+      <w:r>
+        <w:rPr>
+          <w:rFonts w:ascii="Arial" w:hAnsi="Arial" w:cs="Arial" w:eastAsia="Arial"/>
+          <w:b/>
+          <w:sz w:val="21"/>
+          <w:lang w:val="ru-RU"/>
+        </w:rPr>
+        <w:t>Матитьягу:</w:t>
+      </w:r>
+      <w:r>
+        <w:rPr>
+          <w:rFonts w:ascii="Arial" w:hAnsi="Arial" w:cs="Arial" w:eastAsia="Arial"/>
+          <w:sz w:val="21"/>
+          <w:lang w:val="ru-RU"/>
+        </w:rPr>
+        <w:t xml:space="preserve"> А я вернусь к раненым.</w:t>
+      </w:r>
+    </w:p>
+    <w:p>
+      <w:pPr>
+        <w:spacing w:line="240" w:lineRule="auto" w:after="0"/>
+        <w:jc w:val="left"/>
+        <w:widowControl w:val="0"/>
+        <w:bidi w:val="0"/>
+      </w:pPr>
+      <w:r>
+        <w:rPr>
+          <w:rFonts w:ascii="Arial" w:hAnsi="Arial" w:cs="Arial" w:eastAsia="Arial"/>
+          <w:b/>
+          <w:sz w:val="21"/>
+          <w:lang w:val="ru-RU"/>
+        </w:rPr>
+        <w:t>Йоханан:</w:t>
+      </w:r>
+      <w:r>
+        <w:rPr>
+          <w:rFonts w:ascii="Arial" w:hAnsi="Arial" w:cs="Arial" w:eastAsia="Arial"/>
+          <w:sz w:val="21"/>
+          <w:lang w:val="ru-RU"/>
+        </w:rPr>
+        <w:t xml:space="preserve"> И к раненым римлянам тоже?</w:t>
+      </w:r>
+    </w:p>
+    <w:p>
+      <w:pPr>
+        <w:spacing w:line="240" w:lineRule="auto" w:after="0"/>
+        <w:jc w:val="left"/>
+        <w:widowControl w:val="0"/>
+        <w:bidi w:val="0"/>
+      </w:pPr>
+      <w:r>
+        <w:rPr>
+          <w:rFonts w:ascii="Arial" w:hAnsi="Arial" w:cs="Arial" w:eastAsia="Arial"/>
+          <w:b/>
+          <w:sz w:val="21"/>
+          <w:lang w:val="ru-RU"/>
+        </w:rPr>
+        <w:t>Матитьягу:</w:t>
+      </w:r>
+      <w:r>
+        <w:rPr>
+          <w:rFonts w:ascii="Arial" w:hAnsi="Arial" w:cs="Arial" w:eastAsia="Arial"/>
+          <w:sz w:val="21"/>
+          <w:lang w:val="ru-RU"/>
+        </w:rPr>
+        <w:t xml:space="preserve"> Если они придут без оружия — да.</w:t>
+      </w:r>
+    </w:p>
+    <w:p>
+      <w:pPr>
+        <w:spacing w:line="240" w:lineRule="auto" w:after="0"/>
+        <w:jc w:val="left"/>
+        <w:widowControl w:val="0"/>
+        <w:bidi w:val="0"/>
+      </w:pPr>
+      <w:r>
+        <w:rPr>
+          <w:rFonts w:ascii="Arial" w:hAnsi="Arial" w:cs="Arial" w:eastAsia="Arial"/>
+          <w:b/>
+          <w:sz w:val="21"/>
+          <w:lang w:val="ru-RU"/>
+        </w:rPr>
+        <w:t>Йоханан:</w:t>
+      </w:r>
+      <w:r>
+        <w:rPr>
+          <w:rFonts w:ascii="Arial" w:hAnsi="Arial" w:cs="Arial" w:eastAsia="Arial"/>
+          <w:sz w:val="21"/>
+          <w:lang w:val="ru-RU"/>
+        </w:rPr>
+        <w:t xml:space="preserve"> Я тебя не понимаю.</w:t>
+      </w:r>
+    </w:p>
+    <w:p>
+      <w:pPr>
+        <w:spacing w:line="240" w:lineRule="auto" w:after="0"/>
+        <w:jc w:val="left"/>
+        <w:widowControl w:val="0"/>
+        <w:bidi w:val="0"/>
+      </w:pPr>
+      <w:r>
+        <w:rPr>
+          <w:rFonts w:ascii="Arial" w:hAnsi="Arial" w:cs="Arial" w:eastAsia="Arial"/>
+          <w:b/>
+          <w:sz w:val="21"/>
+          <w:lang w:val="ru-RU"/>
+        </w:rPr>
+        <w:t>Матитьягу:</w:t>
+      </w:r>
+      <w:r>
+        <w:rPr>
+          <w:rFonts w:ascii="Arial" w:hAnsi="Arial" w:cs="Arial" w:eastAsia="Arial"/>
+          <w:sz w:val="21"/>
+          <w:lang w:val="ru-RU"/>
+        </w:rPr>
+        <w:t xml:space="preserve"> Я и сам не всегда понимаю себя.</w:t>
+      </w:r>
+    </w:p>
+    <w:p>
+      <w:pPr>
+        <w:spacing w:line="240" w:lineRule="auto" w:after="0"/>
+        <w:jc w:val="left"/>
+        <w:widowControl w:val="0"/>
+        <w:bidi w:val="0"/>
+      </w:pPr>
+      <w:r>
+        <w:rPr>
+          <w:rFonts w:ascii="Arial" w:hAnsi="Arial" w:cs="Arial" w:eastAsia="Arial"/>
+          <w:i/>
+          <w:sz w:val="21"/>
+          <w:lang w:val="ru-RU"/>
+        </w:rPr>
+        <w:t>(Йоханан уходит. Иегуда поднимает свиток Торы. Матитьягу собирает перевязочные материалы.)</w:t>
+      </w:r>
+    </w:p>
+    <w:p>
+      <w:pPr>
+        <w:spacing w:line="240" w:lineRule="auto" w:after="0"/>
+        <w:jc w:val="left"/>
+        <w:widowControl w:val="0"/>
+        <w:bidi w:val="0"/>
+      </w:pPr>
+      <w:r>
+        <w:rPr>
+          <w:rFonts w:ascii="Arial" w:hAnsi="Arial" w:cs="Arial" w:eastAsia="Arial"/>
+          <w:b/>
+          <w:sz w:val="21"/>
+          <w:lang w:val="ru-RU"/>
+        </w:rPr>
+        <w:t>Иегуда:</w:t>
+      </w:r>
+      <w:r>
+        <w:rPr>
+          <w:rFonts w:ascii="Arial" w:hAnsi="Arial" w:cs="Arial" w:eastAsia="Arial"/>
+          <w:sz w:val="21"/>
+          <w:lang w:val="ru-RU"/>
+        </w:rPr>
+        <w:t xml:space="preserve"> Цадок идёт в Храм, Шимон — на стену, Йоханан — в пустыню, а ты — к раненым. Я остаюсь со свитком.</w:t>
+      </w:r>
+    </w:p>
+    <w:p>
+      <w:pPr>
+        <w:spacing w:line="240" w:lineRule="auto" w:after="0"/>
+        <w:jc w:val="left"/>
+        <w:widowControl w:val="0"/>
+        <w:bidi w:val="0"/>
+      </w:pPr>
+      <w:r>
+        <w:rPr>
+          <w:rFonts w:ascii="Arial" w:hAnsi="Arial" w:cs="Arial" w:eastAsia="Arial"/>
+          <w:b/>
+          <w:sz w:val="21"/>
+          <w:lang w:val="ru-RU"/>
+        </w:rPr>
+        <w:t>Матитьягу:</w:t>
+      </w:r>
+      <w:r>
+        <w:rPr>
+          <w:rFonts w:ascii="Arial" w:hAnsi="Arial" w:cs="Arial" w:eastAsia="Arial"/>
+          <w:sz w:val="21"/>
+          <w:lang w:val="ru-RU"/>
+        </w:rPr>
+        <w:t xml:space="preserve"> Ты не остаёшься. Ты несёшь его к людям.</w:t>
+      </w:r>
+    </w:p>
+    <w:p>
+      <w:pPr>
+        <w:spacing w:line="240" w:lineRule="auto" w:after="0"/>
+        <w:jc w:val="left"/>
+        <w:widowControl w:val="0"/>
+        <w:bidi w:val="0"/>
+      </w:pPr>
+      <w:r>
+        <w:rPr>
+          <w:rFonts w:ascii="Arial" w:hAnsi="Arial" w:cs="Arial" w:eastAsia="Arial"/>
+          <w:b/>
+          <w:sz w:val="21"/>
+          <w:lang w:val="ru-RU"/>
+        </w:rPr>
+        <w:t>Иегуда:</w:t>
+      </w:r>
+      <w:r>
+        <w:rPr>
+          <w:rFonts w:ascii="Arial" w:hAnsi="Arial" w:cs="Arial" w:eastAsia="Arial"/>
+          <w:sz w:val="21"/>
+          <w:lang w:val="ru-RU"/>
+        </w:rPr>
+        <w:t xml:space="preserve"> Может быть, в этом и заключается ответ учителя. Храм — центр, но народ должен нести Тору и в дороге.</w:t>
+      </w:r>
+    </w:p>
+    <w:p>
+      <w:pPr>
+        <w:spacing w:line="240" w:lineRule="auto" w:after="0"/>
+        <w:jc w:val="left"/>
+        <w:widowControl w:val="0"/>
+        <w:bidi w:val="0"/>
+      </w:pPr>
+      <w:r>
+        <w:rPr>
+          <w:rFonts w:ascii="Arial" w:hAnsi="Arial" w:cs="Arial" w:eastAsia="Arial"/>
+          <w:b/>
+          <w:sz w:val="21"/>
+          <w:lang w:val="ru-RU"/>
+        </w:rPr>
+        <w:t>Матитьягу:</w:t>
+      </w:r>
+      <w:r>
+        <w:rPr>
+          <w:rFonts w:ascii="Arial" w:hAnsi="Arial" w:cs="Arial" w:eastAsia="Arial"/>
+          <w:sz w:val="21"/>
+          <w:lang w:val="ru-RU"/>
+        </w:rPr>
+        <w:t xml:space="preserve"> А я думаю, что народ должен нести ещё и милосердие.</w:t>
+      </w:r>
+    </w:p>
+    <w:p>
+      <w:pPr>
+        <w:spacing w:line="240" w:lineRule="auto" w:after="0"/>
+        <w:jc w:val="left"/>
+        <w:widowControl w:val="0"/>
+        <w:bidi w:val="0"/>
+      </w:pPr>
+      <w:r>
+        <w:rPr>
+          <w:rFonts w:ascii="Arial" w:hAnsi="Arial" w:cs="Arial" w:eastAsia="Arial"/>
+          <w:i/>
+          <w:sz w:val="21"/>
+          <w:lang w:val="ru-RU"/>
+        </w:rPr>
+        <w:t>(Вдалеке слышен сильный удар. Пламя лампы дрожит.)</w:t>
+      </w:r>
+    </w:p>
+    <w:p>
+      <w:pPr>
+        <w:spacing w:line="240" w:lineRule="auto" w:after="0"/>
+        <w:jc w:val="left"/>
+        <w:widowControl w:val="0"/>
+        <w:bidi w:val="0"/>
+      </w:pPr>
+      <w:r>
+        <w:rPr>
+          <w:rFonts w:ascii="Arial" w:hAnsi="Arial" w:cs="Arial" w:eastAsia="Arial"/>
+          <w:b/>
+          <w:sz w:val="21"/>
+          <w:lang w:val="ru-RU"/>
+        </w:rPr>
+        <w:t>Иегуда:</w:t>
+      </w:r>
+      <w:r>
+        <w:rPr>
+          <w:rFonts w:ascii="Arial" w:hAnsi="Arial" w:cs="Arial" w:eastAsia="Arial"/>
+          <w:sz w:val="21"/>
+          <w:lang w:val="ru-RU"/>
+        </w:rPr>
+        <w:t xml:space="preserve"> Если мы встретимся снова, возможно, у нас уже не будет прежних названий.</w:t>
+      </w:r>
+    </w:p>
+    <w:p>
+      <w:pPr>
+        <w:spacing w:line="240" w:lineRule="auto" w:after="0"/>
+        <w:jc w:val="left"/>
+        <w:widowControl w:val="0"/>
+        <w:bidi w:val="0"/>
+      </w:pPr>
+      <w:r>
+        <w:rPr>
+          <w:rFonts w:ascii="Arial" w:hAnsi="Arial" w:cs="Arial" w:eastAsia="Arial"/>
+          <w:b/>
+          <w:sz w:val="21"/>
+          <w:lang w:val="ru-RU"/>
+        </w:rPr>
+        <w:t>Матитьягу:</w:t>
+      </w:r>
+      <w:r>
+        <w:rPr>
+          <w:rFonts w:ascii="Arial" w:hAnsi="Arial" w:cs="Arial" w:eastAsia="Arial"/>
+          <w:sz w:val="21"/>
+          <w:lang w:val="ru-RU"/>
+        </w:rPr>
+        <w:t xml:space="preserve"> Но мы будем помнить, что когда-то сидели за одним столом.</w:t>
+      </w:r>
+    </w:p>
+    <w:p>
+      <w:pPr>
+        <w:spacing w:line="240" w:lineRule="auto" w:after="0"/>
+        <w:jc w:val="left"/>
+        <w:widowControl w:val="0"/>
+        <w:bidi w:val="0"/>
+      </w:pPr>
+      <w:r>
+        <w:rPr>
+          <w:rFonts w:ascii="Arial" w:hAnsi="Arial" w:cs="Arial" w:eastAsia="Arial"/>
+          <w:i/>
+          <w:sz w:val="21"/>
+          <w:lang w:val="ru-RU"/>
+        </w:rPr>
+        <w:t>(Они делят остаток хлеба. Иегуда несёт свиток, Матитьягу — перевязочные материалы. Они уходят в разные стороны. Лампа остаётся гореть на столе.)</w:t>
+      </w:r>
+    </w:p>
+    <w:p>
+      <w:pPr>
+        <w:spacing w:line="240" w:lineRule="auto" w:after="0"/>
+        <w:jc w:val="left"/>
+        <w:widowControl w:val="0"/>
+        <w:bidi w:val="0"/>
+      </w:pPr>
+      <w:r>
+        <w:rPr>
+          <w:rFonts w:ascii="Arial" w:hAnsi="Arial" w:cs="Arial" w:eastAsia="Arial"/>
+          <w:i/>
+          <w:sz w:val="21"/>
+          <w:lang w:val="ru-RU"/>
+        </w:rPr>
+        <w:t>КОНЕЦ.</w:t>
       </w:r>
     </w:p>
     <w:sectPr>
